--- a/The Dolphins' View of History/chapters/Further Reading - For Humans.docx
+++ b/The Dolphins' View of History/chapters/Further Reading - For Humans.docx
@@ -98,6 +98,21 @@
           <w:b/>
           <w:bCs/>
         </w:rPr>
+        <w:t xml:space="preserve">Simón Bolívar: A Life, by John Lynch (2006). </w:t>
+      </w:r>
+      <w:r>
+        <w:t xml:space="preserve">The liberator without the marble, and the sea he said he was plowing.</w:t>
+      </w:r>
+    </w:p>
+    <w:p>
+      <w:pPr>
+        <w:spacing w:after="200"/>
+      </w:pPr>
+      <w:r>
+        <w:rPr>
+          <w:b/>
+          <w:bCs/>
+        </w:rPr>
         <w:t xml:space="preserve">The Silk Roads, by Peter Frankopan (2015). </w:t>
       </w:r>
       <w:r>
@@ -113,6 +128,21 @@
           <w:b/>
           <w:bCs/>
         </w:rPr>
+        <w:t xml:space="preserve">Osman's Dream, by Caroline Finkel (2005). </w:t>
+      </w:r>
+      <w:r>
+        <w:t xml:space="preserve">The Ottoman Empire from the inside, all six centuries of it, with the gate's own paperwork for company.</w:t>
+      </w:r>
+    </w:p>
+    <w:p>
+      <w:pPr>
+        <w:spacing w:after="200"/>
+      </w:pPr>
+      <w:r>
+        <w:rPr>
+          <w:b/>
+          <w:bCs/>
+        </w:rPr>
         <w:t xml:space="preserve">A Fistful of Shells, by Toby Green (2019). </w:t>
       </w:r>
       <w:r>
@@ -192,6 +222,21 @@
       </w:r>
       <w:r>
         <w:t xml:space="preserve">The first month of the First World War, told as tragedy, and the standard popular history still tries to meet.</w:t>
+      </w:r>
+    </w:p>
+    <w:p>
+      <w:pPr>
+        <w:spacing w:after="200"/>
+      </w:pPr>
+      <w:r>
+        <w:rPr>
+          <w:b/>
+          <w:bCs/>
+        </w:rPr>
+        <w:t xml:space="preserve">The Fall of the Ottomans, by Eugene Rogan (2015). </w:t>
+      </w:r>
+      <w:r>
+        <w:t xml:space="preserve">The First World War as it looked from Gallipoli, Baghdad, and Mecca, the front most Western histories skip.</w:t>
       </w:r>
     </w:p>
     <w:p>

--- a/The Dolphins' View of History/chapters/Further Reading - For Humans.docx
+++ b/The Dolphins' View of History/chapters/Further Reading - For Humans.docx
@@ -9,6 +9,7 @@
         <w:jc w:val="center"/>
         <w:outlineLvl w:val="0"/>
       </w:pPr>
+      <w:bookmarkStart w:name="_Chapter050" w:id="1"/>
       <w:r>
         <w:rPr>
           <w:rFonts w:ascii="Amazon Ember" w:cs="Amazon Ember" w:eastAsia="Amazon Ember" w:hAnsi="Amazon Ember"/>
@@ -20,25 +21,44 @@
         </w:rPr>
         <w:t xml:space="preserve">Further Reading — For Humans</w:t>
       </w:r>
-    </w:p>
-    <w:p>
-      <w:pPr>
-        <w:spacing w:after="200"/>
-      </w:pPr>
-      <w:r>
-        <w:t xml:space="preserve">Dolphin scholarship is obliged to disclose that it has not read any of the following, dolphins being unable to read. It has had them read aloud, at some length, by sailors, and offers them as the humans' own best accounts of themselves. Each contains arguments the dolphins have not settled, and one is a comedy.</w:t>
-      </w:r>
-    </w:p>
-    <w:p>
-      <w:pPr>
-        <w:spacing w:after="200"/>
-      </w:pPr>
-      <w:r>
-        <w:rPr>
-          <w:b/>
-          <w:bCs/>
-        </w:rPr>
-        <w:t xml:space="preserve">The Origin of Our Species, by Chris Stringer (2011). </w:t>
+      <w:bookmarkEnd w:id="1"/>
+    </w:p>
+    <w:p>
+      <w:pPr>
+        <w:spacing w:after="200"/>
+      </w:pPr>
+      <w:r>
+        <w:t xml:space="preserve">Dolphin scholarship is obliged to disclose that it has not read any of the following, dolphins being unable to read. It has had them read aloud, at some length, by sailors, and offers them as the humans’ own best accounts of themselves. Each contains arguments the dolphins have not settled, and one is a comedy.</w:t>
+      </w:r>
+    </w:p>
+    <w:p>
+      <w:pPr>
+        <w:spacing w:after="200"/>
+      </w:pPr>
+      <w:hyperlink w:history="1" r:id="rIdltg_6t7vubq8kywwipyzp">
+        <w:r>
+          <w:rPr>
+            <w:b/>
+            <w:bCs/>
+            <w:color w:val="0563C1"/>
+            <w:u w:val="single"/>
+          </w:rPr>
+          <w:t xml:space="preserve">The Origin of Our Species</w:t>
+        </w:r>
+      </w:hyperlink>
+      <w:r>
+        <w:rPr>
+          <w:b/>
+          <w:bCs/>
+        </w:rPr>
+        <w:t xml:space="preserve">, by Chris Stringer (2011)</w:t>
+      </w:r>
+      <w:r>
+        <w:rPr>
+          <w:b/>
+          <w:bCs/>
+        </w:rPr>
+        <w:t xml:space="preserve">. </w:t>
       </w:r>
       <w:r>
         <w:t xml:space="preserve">For the African chapters, by a man who has spent his career among the actual bones.</w:t>
@@ -48,12 +68,30 @@
       <w:pPr>
         <w:spacing w:after="200"/>
       </w:pPr>
-      <w:r>
-        <w:rPr>
-          <w:b/>
-          <w:bCs/>
-        </w:rPr>
-        <w:t xml:space="preserve">Guns, Germs, and Steel, by Jared Diamond (1997). </w:t>
+      <w:hyperlink w:history="1" r:id="rIdd5lb_s2yacufbvfowzc_v">
+        <w:r>
+          <w:rPr>
+            <w:b/>
+            <w:bCs/>
+            <w:color w:val="0563C1"/>
+            <w:u w:val="single"/>
+          </w:rPr>
+          <w:t xml:space="preserve">Guns, Germs, and Steel</w:t>
+        </w:r>
+      </w:hyperlink>
+      <w:r>
+        <w:rPr>
+          <w:b/>
+          <w:bCs/>
+        </w:rPr>
+        <w:t xml:space="preserve">, by Jared Diamond (1997)</w:t>
+      </w:r>
+      <w:r>
+        <w:rPr>
+          <w:b/>
+          <w:bCs/>
+        </w:rPr>
+        <w:t xml:space="preserve">. </w:t>
       </w:r>
       <w:r>
         <w:t xml:space="preserve">Why some societies got the tools first. Argued over ever since, and still the best book to start an argument with.</w:t>
@@ -63,27 +101,63 @@
       <w:pPr>
         <w:spacing w:after="200"/>
       </w:pPr>
-      <w:r>
-        <w:rPr>
-          <w:b/>
-          <w:bCs/>
-        </w:rPr>
-        <w:t xml:space="preserve">Sapiens, by Yuval Noah Harari (English edition 2014). </w:t>
-      </w:r>
-      <w:r>
-        <w:t xml:space="preserve">The species' summary of itself, at speed, with opinions.</w:t>
-      </w:r>
-    </w:p>
-    <w:p>
-      <w:pPr>
-        <w:spacing w:after="200"/>
-      </w:pPr>
-      <w:r>
-        <w:rPr>
-          <w:b/>
-          <w:bCs/>
-        </w:rPr>
-        <w:t xml:space="preserve">1491, by Charles C. Mann (2005). </w:t>
+      <w:hyperlink w:history="1" r:id="rIdxe0jnyymsf0jaune4s8y9">
+        <w:r>
+          <w:rPr>
+            <w:b/>
+            <w:bCs/>
+            <w:color w:val="0563C1"/>
+            <w:u w:val="single"/>
+          </w:rPr>
+          <w:t xml:space="preserve">Sapiens</w:t>
+        </w:r>
+      </w:hyperlink>
+      <w:r>
+        <w:rPr>
+          <w:b/>
+          <w:bCs/>
+        </w:rPr>
+        <w:t xml:space="preserve">, by Yuval Noah Harari (English edition 2014)</w:t>
+      </w:r>
+      <w:r>
+        <w:rPr>
+          <w:b/>
+          <w:bCs/>
+        </w:rPr>
+        <w:t xml:space="preserve">. </w:t>
+      </w:r>
+      <w:r>
+        <w:t xml:space="preserve">The species’ summary of itself, at speed, with opinions.</w:t>
+      </w:r>
+    </w:p>
+    <w:p>
+      <w:pPr>
+        <w:spacing w:after="200"/>
+      </w:pPr>
+      <w:hyperlink w:history="1" r:id="rIdc-dczafiuwi9w2-nsdt1w">
+        <w:r>
+          <w:rPr>
+            <w:b/>
+            <w:bCs/>
+            <w:color w:val="0563C1"/>
+            <w:u w:val="single"/>
+          </w:rPr>
+          <w:t xml:space="preserve">1491</w:t>
+        </w:r>
+      </w:hyperlink>
+      <w:r>
+        <w:rPr>
+          <w:b/>
+          <w:bCs/>
+        </w:rPr>
+        <w:t xml:space="preserve">, by Charles C. Mann (2005)</w:t>
+      </w:r>
+      <w:r>
+        <w:rPr>
+          <w:b/>
+          <w:bCs/>
+        </w:rPr>
+        <w:t xml:space="preserve">. </w:t>
       </w:r>
       <w:r>
         <w:t xml:space="preserve">The Americas before Columbus, and how much of what humans thought they knew about them was wrong.</w:t>
@@ -93,12 +167,30 @@
       <w:pPr>
         <w:spacing w:after="200"/>
       </w:pPr>
-      <w:r>
-        <w:rPr>
-          <w:b/>
-          <w:bCs/>
-        </w:rPr>
-        <w:t xml:space="preserve">Simón Bolívar: A Life, by John Lynch (2006). </w:t>
+      <w:hyperlink w:history="1" r:id="rIdd2bt2xf0gzhewzlbdhdo3">
+        <w:r>
+          <w:rPr>
+            <w:b/>
+            <w:bCs/>
+            <w:color w:val="0563C1"/>
+            <w:u w:val="single"/>
+          </w:rPr>
+          <w:t xml:space="preserve">Simón Bolívar: A Life</w:t>
+        </w:r>
+      </w:hyperlink>
+      <w:r>
+        <w:rPr>
+          <w:b/>
+          <w:bCs/>
+        </w:rPr>
+        <w:t xml:space="preserve">, by John Lynch (2006)</w:t>
+      </w:r>
+      <w:r>
+        <w:rPr>
+          <w:b/>
+          <w:bCs/>
+        </w:rPr>
+        <w:t xml:space="preserve">. </w:t>
       </w:r>
       <w:r>
         <w:t xml:space="preserve">The liberator without the marble, and the sea he said he was plowing.</w:t>
@@ -108,12 +200,30 @@
       <w:pPr>
         <w:spacing w:after="200"/>
       </w:pPr>
-      <w:r>
-        <w:rPr>
-          <w:b/>
-          <w:bCs/>
-        </w:rPr>
-        <w:t xml:space="preserve">The Silk Roads, by Peter Frankopan (2015). </w:t>
+      <w:hyperlink w:history="1" r:id="rIdgosgma9_jgpnxv04uabxg">
+        <w:r>
+          <w:rPr>
+            <w:b/>
+            <w:bCs/>
+            <w:color w:val="0563C1"/>
+            <w:u w:val="single"/>
+          </w:rPr>
+          <w:t xml:space="preserve">The Silk Roads</w:t>
+        </w:r>
+      </w:hyperlink>
+      <w:r>
+        <w:rPr>
+          <w:b/>
+          <w:bCs/>
+        </w:rPr>
+        <w:t xml:space="preserve">, by Peter Frankopan (2015)</w:t>
+      </w:r>
+      <w:r>
+        <w:rPr>
+          <w:b/>
+          <w:bCs/>
+        </w:rPr>
+        <w:t xml:space="preserve">. </w:t>
       </w:r>
       <w:r>
         <w:t xml:space="preserve">The caravans, the Mongols, and the argument that history has been facing the wrong way.</w:t>
@@ -123,27 +233,52 @@
       <w:pPr>
         <w:spacing w:after="200"/>
       </w:pPr>
-      <w:r>
-        <w:rPr>
-          <w:b/>
-          <w:bCs/>
-        </w:rPr>
-        <w:t xml:space="preserve">Osman's Dream, by Caroline Finkel (2005). </w:t>
-      </w:r>
-      <w:r>
-        <w:t xml:space="preserve">The Ottoman Empire from the inside, all six centuries of it, with the gate's own paperwork for company.</w:t>
-      </w:r>
-    </w:p>
-    <w:p>
-      <w:pPr>
-        <w:spacing w:after="200"/>
-      </w:pPr>
-      <w:r>
-        <w:rPr>
-          <w:b/>
-          <w:bCs/>
-        </w:rPr>
-        <w:t xml:space="preserve">A Fistful of Shells, by Toby Green (2019). </w:t>
+      <w:hyperlink w:history="1" r:id="rIdsxd7kqdiffnwp13l2jxc1">
+        <w:r>
+          <w:rPr>
+            <w:b/>
+            <w:bCs/>
+            <w:color w:val="0563C1"/>
+            <w:u w:val="single"/>
+          </w:rPr>
+          <w:t xml:space="preserve">Osman’s Dream</w:t>
+        </w:r>
+      </w:hyperlink>
+      <w:r>
+        <w:rPr>
+          <w:b/>
+          <w:bCs/>
+        </w:rPr>
+        <w:t xml:space="preserve">, by Caroline Finkel (2005)</w:t>
+      </w:r>
+      <w:r>
+        <w:rPr>
+          <w:b/>
+          <w:bCs/>
+        </w:rPr>
+        <w:t xml:space="preserve">. </w:t>
+      </w:r>
+      <w:r>
+        <w:t xml:space="preserve">The Ottoman Empire from the inside, all six centuries of it, with the gate’s own paperwork for company.</w:t>
+      </w:r>
+    </w:p>
+    <w:p>
+      <w:pPr>
+        <w:spacing w:after="200"/>
+      </w:pPr>
+      <w:r>
+        <w:rPr>
+          <w:b/>
+          <w:bCs/>
+        </w:rPr>
+        <w:t xml:space="preserve">A Fistful of Shells, by Toby Green (2019)</w:t>
+      </w:r>
+      <w:r>
+        <w:rPr>
+          <w:b/>
+          <w:bCs/>
+        </w:rPr>
+        <w:t xml:space="preserve">. </w:t>
       </w:r>
       <w:r>
         <w:t xml:space="preserve">West African history told from West Africa.</w:t>
@@ -153,12 +288,30 @@
       <w:pPr>
         <w:spacing w:after="200"/>
       </w:pPr>
-      <w:r>
-        <w:rPr>
-          <w:b/>
-          <w:bCs/>
-        </w:rPr>
-        <w:t xml:space="preserve">SPQR, by Mary Beard (2015). </w:t>
+      <w:hyperlink w:history="1" r:id="rIdhe8u0kjehglcohk2cnhmy">
+        <w:r>
+          <w:rPr>
+            <w:b/>
+            <w:bCs/>
+            <w:color w:val="0563C1"/>
+            <w:u w:val="single"/>
+          </w:rPr>
+          <w:t xml:space="preserve">SPQR</w:t>
+        </w:r>
+      </w:hyperlink>
+      <w:r>
+        <w:rPr>
+          <w:b/>
+          <w:bCs/>
+        </w:rPr>
+        <w:t xml:space="preserve">, by Mary Beard (2015)</w:t>
+      </w:r>
+      <w:r>
+        <w:rPr>
+          <w:b/>
+          <w:bCs/>
+        </w:rPr>
+        <w:t xml:space="preserve">. </w:t>
       </w:r>
       <w:r>
         <w:t xml:space="preserve">Rome, with the myths taken out and the jokes left in.</w:t>
@@ -168,12 +321,30 @@
       <w:pPr>
         <w:spacing w:after="200"/>
       </w:pPr>
-      <w:r>
-        <w:rPr>
-          <w:b/>
-          <w:bCs/>
-        </w:rPr>
-        <w:t xml:space="preserve">The Story of the Jews, by Simon Schama (two volumes, 2013 and 2017). </w:t>
+      <w:hyperlink w:history="1" r:id="rIdj5hownuqal9gyoux0nou3">
+        <w:r>
+          <w:rPr>
+            <w:b/>
+            <w:bCs/>
+            <w:color w:val="0563C1"/>
+            <w:u w:val="single"/>
+          </w:rPr>
+          <w:t xml:space="preserve">The Story of the Jews</w:t>
+        </w:r>
+      </w:hyperlink>
+      <w:r>
+        <w:rPr>
+          <w:b/>
+          <w:bCs/>
+        </w:rPr>
+        <w:t xml:space="preserve">, by Simon Schama (two volumes, 2013 and 2017)</w:t>
+      </w:r>
+      <w:r>
+        <w:rPr>
+          <w:b/>
+          <w:bCs/>
+        </w:rPr>
+        <w:t xml:space="preserve">. </w:t>
       </w:r>
       <w:r>
         <w:t xml:space="preserve">The long thread this book gives a chapter of its own, at the length it deserves.</w:t>
@@ -183,12 +354,30 @@
       <w:pPr>
         <w:spacing w:after="200"/>
       </w:pPr>
-      <w:r>
-        <w:rPr>
-          <w:b/>
-          <w:bCs/>
-        </w:rPr>
-        <w:t xml:space="preserve">The Anarchy, by William Dalrymple (2019). </w:t>
+      <w:hyperlink w:history="1" r:id="rIdoi4a0pkfs9klnwccax-mr">
+        <w:r>
+          <w:rPr>
+            <w:b/>
+            <w:bCs/>
+            <w:color w:val="0563C1"/>
+            <w:u w:val="single"/>
+          </w:rPr>
+          <w:t xml:space="preserve">The Anarchy</w:t>
+        </w:r>
+      </w:hyperlink>
+      <w:r>
+        <w:rPr>
+          <w:b/>
+          <w:bCs/>
+        </w:rPr>
+        <w:t xml:space="preserve">, by William Dalrymple (2019)</w:t>
+      </w:r>
+      <w:r>
+        <w:rPr>
+          <w:b/>
+          <w:bCs/>
+        </w:rPr>
+        <w:t xml:space="preserve">. </w:t>
       </w:r>
       <w:r>
         <w:t xml:space="preserve">How a company with a private army acquired a subcontinent.</w:t>
@@ -198,12 +387,30 @@
       <w:pPr>
         <w:spacing w:after="200"/>
       </w:pPr>
-      <w:r>
-        <w:rPr>
-          <w:b/>
-          <w:bCs/>
-        </w:rPr>
-        <w:t xml:space="preserve">The Sleepwalkers, by Christopher Clark (2012). </w:t>
+      <w:hyperlink w:history="1" r:id="rIdmikuvet60ebw7z729ty1b">
+        <w:r>
+          <w:rPr>
+            <w:b/>
+            <w:bCs/>
+            <w:color w:val="0563C1"/>
+            <w:u w:val="single"/>
+          </w:rPr>
+          <w:t xml:space="preserve">The Sleepwalkers</w:t>
+        </w:r>
+      </w:hyperlink>
+      <w:r>
+        <w:rPr>
+          <w:b/>
+          <w:bCs/>
+        </w:rPr>
+        <w:t xml:space="preserve">, by Christopher Clark (2012)</w:t>
+      </w:r>
+      <w:r>
+        <w:rPr>
+          <w:b/>
+          <w:bCs/>
+        </w:rPr>
+        <w:t xml:space="preserve">. </w:t>
       </w:r>
       <w:r>
         <w:t xml:space="preserve">How Europe walked into 1914, in slow motion, with its eyes open.</w:t>
@@ -213,12 +420,30 @@
       <w:pPr>
         <w:spacing w:after="200"/>
       </w:pPr>
-      <w:r>
-        <w:rPr>
-          <w:b/>
-          <w:bCs/>
-        </w:rPr>
-        <w:t xml:space="preserve">The Guns of August, by Barbara Tuchman (1962). </w:t>
+      <w:hyperlink w:history="1" r:id="rIdb7yx357hm8tvgc1xqphks">
+        <w:r>
+          <w:rPr>
+            <w:b/>
+            <w:bCs/>
+            <w:color w:val="0563C1"/>
+            <w:u w:val="single"/>
+          </w:rPr>
+          <w:t xml:space="preserve">The Guns of August</w:t>
+        </w:r>
+      </w:hyperlink>
+      <w:r>
+        <w:rPr>
+          <w:b/>
+          <w:bCs/>
+        </w:rPr>
+        <w:t xml:space="preserve">, by Barbara Tuchman (1962)</w:t>
+      </w:r>
+      <w:r>
+        <w:rPr>
+          <w:b/>
+          <w:bCs/>
+        </w:rPr>
+        <w:t xml:space="preserve">. </w:t>
       </w:r>
       <w:r>
         <w:t xml:space="preserve">The first month of the First World War, told as tragedy, and the standard popular history still tries to meet.</w:t>
@@ -228,12 +453,30 @@
       <w:pPr>
         <w:spacing w:after="200"/>
       </w:pPr>
-      <w:r>
-        <w:rPr>
-          <w:b/>
-          <w:bCs/>
-        </w:rPr>
-        <w:t xml:space="preserve">The Fall of the Ottomans, by Eugene Rogan (2015). </w:t>
+      <w:hyperlink w:history="1" r:id="rIdq5zns7gye8deyzd_9niuk">
+        <w:r>
+          <w:rPr>
+            <w:b/>
+            <w:bCs/>
+            <w:color w:val="0563C1"/>
+            <w:u w:val="single"/>
+          </w:rPr>
+          <w:t xml:space="preserve">The Fall of the Ottomans</w:t>
+        </w:r>
+      </w:hyperlink>
+      <w:r>
+        <w:rPr>
+          <w:b/>
+          <w:bCs/>
+        </w:rPr>
+        <w:t xml:space="preserve">, by Eugene Rogan (2015)</w:t>
+      </w:r>
+      <w:r>
+        <w:rPr>
+          <w:b/>
+          <w:bCs/>
+        </w:rPr>
+        <w:t xml:space="preserve">. </w:t>
       </w:r>
       <w:r>
         <w:t xml:space="preserve">The First World War as it looked from Gallipoli, Baghdad, and Mecca, the front most Western histories skip.</w:t>
@@ -243,12 +486,30 @@
       <w:pPr>
         <w:spacing w:after="200"/>
       </w:pPr>
-      <w:r>
-        <w:rPr>
-          <w:b/>
-          <w:bCs/>
-        </w:rPr>
-        <w:t xml:space="preserve">The Coming of the Third Reich, by Richard J. Evans (2003). </w:t>
+      <w:hyperlink w:history="1" r:id="rIdk89bjlsrdwqicoq3nzh47">
+        <w:r>
+          <w:rPr>
+            <w:b/>
+            <w:bCs/>
+            <w:color w:val="0563C1"/>
+            <w:u w:val="single"/>
+          </w:rPr>
+          <w:t xml:space="preserve">The Coming of the Third Reich</w:t>
+        </w:r>
+      </w:hyperlink>
+      <w:r>
+        <w:rPr>
+          <w:b/>
+          <w:bCs/>
+        </w:rPr>
+        <w:t xml:space="preserve">, by Richard J. Evans (2003)</w:t>
+      </w:r>
+      <w:r>
+        <w:rPr>
+          <w:b/>
+          <w:bCs/>
+        </w:rPr>
+        <w:t xml:space="preserve">. </w:t>
       </w:r>
       <w:r>
         <w:t xml:space="preserve">How a cultured country handed power to Hitler, in the detail a summary chapter cannot afford.</w:t>
@@ -258,12 +519,30 @@
       <w:pPr>
         <w:spacing w:after="200"/>
       </w:pPr>
-      <w:r>
-        <w:rPr>
-          <w:b/>
-          <w:bCs/>
-        </w:rPr>
-        <w:t xml:space="preserve">Gulag: A History, by Anne Applebaum (2003). </w:t>
+      <w:hyperlink w:history="1" r:id="rIdgosfrgyvamgin9qqpehiq">
+        <w:r>
+          <w:rPr>
+            <w:b/>
+            <w:bCs/>
+            <w:color w:val="0563C1"/>
+            <w:u w:val="single"/>
+          </w:rPr>
+          <w:t xml:space="preserve">Gulag: A History</w:t>
+        </w:r>
+      </w:hyperlink>
+      <w:r>
+        <w:rPr>
+          <w:b/>
+          <w:bCs/>
+        </w:rPr>
+        <w:t xml:space="preserve">, by Anne Applebaum (2003)</w:t>
+      </w:r>
+      <w:r>
+        <w:rPr>
+          <w:b/>
+          <w:bCs/>
+        </w:rPr>
+        <w:t xml:space="preserve">. </w:t>
       </w:r>
       <w:r>
         <w:t xml:space="preserve">The camps, in full.</w:t>
@@ -273,12 +552,30 @@
       <w:pPr>
         <w:spacing w:after="200"/>
       </w:pPr>
-      <w:r>
-        <w:rPr>
-          <w:b/>
-          <w:bCs/>
-        </w:rPr>
-        <w:t xml:space="preserve">Mao's Great Famine, by Frank Dikötter (2010). </w:t>
+      <w:hyperlink w:history="1" r:id="rIdxt5dqrozgvl76ywn-duhz">
+        <w:r>
+          <w:rPr>
+            <w:b/>
+            <w:bCs/>
+            <w:color w:val="0563C1"/>
+            <w:u w:val="single"/>
+          </w:rPr>
+          <w:t xml:space="preserve">Mao’s Great Famine</w:t>
+        </w:r>
+      </w:hyperlink>
+      <w:r>
+        <w:rPr>
+          <w:b/>
+          <w:bCs/>
+        </w:rPr>
+        <w:t xml:space="preserve">, by Frank Dikötter (2010)</w:t>
+      </w:r>
+      <w:r>
+        <w:rPr>
+          <w:b/>
+          <w:bCs/>
+        </w:rPr>
+        <w:t xml:space="preserve">. </w:t>
       </w:r>
       <w:r>
         <w:t xml:space="preserve">The famine the summary chapters could only name.</w:t>
@@ -288,12 +585,30 @@
       <w:pPr>
         <w:spacing w:after="200"/>
       </w:pPr>
-      <w:r>
-        <w:rPr>
-          <w:b/>
-          <w:bCs/>
-        </w:rPr>
-        <w:t xml:space="preserve">The Making of the Atomic Bomb, by Richard Rhodes (1986). </w:t>
+      <w:hyperlink w:history="1" r:id="rIdazgzt6rturhkdoclciz5g">
+        <w:r>
+          <w:rPr>
+            <w:b/>
+            <w:bCs/>
+            <w:color w:val="0563C1"/>
+            <w:u w:val="single"/>
+          </w:rPr>
+          <w:t xml:space="preserve">The Making of the Atomic Bomb</w:t>
+        </w:r>
+      </w:hyperlink>
+      <w:r>
+        <w:rPr>
+          <w:b/>
+          <w:bCs/>
+        </w:rPr>
+        <w:t xml:space="preserve">, by Richard Rhodes (1986)</w:t>
+      </w:r>
+      <w:r>
+        <w:rPr>
+          <w:b/>
+          <w:bCs/>
+        </w:rPr>
+        <w:t xml:space="preserve">. </w:t>
       </w:r>
       <w:r>
         <w:t xml:space="preserve">The science, the scientists, and the moment the apex predator learned physics.</w:t>
@@ -303,12 +618,30 @@
       <w:pPr>
         <w:spacing w:after="200"/>
       </w:pPr>
-      <w:r>
-        <w:rPr>
-          <w:b/>
-          <w:bCs/>
-        </w:rPr>
-        <w:t xml:space="preserve">A Short History of Nearly Everything, by Bill Bryson (2003). </w:t>
+      <w:hyperlink w:history="1" r:id="rId60p2pj4ghvi4ioy3fsf40">
+        <w:r>
+          <w:rPr>
+            <w:b/>
+            <w:bCs/>
+            <w:color w:val="0563C1"/>
+            <w:u w:val="single"/>
+          </w:rPr>
+          <w:t xml:space="preserve">A Short History of Nearly Everything</w:t>
+        </w:r>
+      </w:hyperlink>
+      <w:r>
+        <w:rPr>
+          <w:b/>
+          <w:bCs/>
+        </w:rPr>
+        <w:t xml:space="preserve">, by Bill Bryson (2003)</w:t>
+      </w:r>
+      <w:r>
+        <w:rPr>
+          <w:b/>
+          <w:bCs/>
+        </w:rPr>
+        <w:t xml:space="preserve">. </w:t>
       </w:r>
       <w:r>
         <w:t xml:space="preserve">For the parts of nature that history rests on.</w:t>
@@ -318,12 +651,30 @@
       <w:pPr>
         <w:spacing w:after="200"/>
       </w:pPr>
-      <w:r>
-        <w:rPr>
-          <w:b/>
-          <w:bCs/>
-        </w:rPr>
-        <w:t xml:space="preserve">1066 and All That, by W. C. Sellar and R. J. Yeatman (1930). </w:t>
+      <w:hyperlink w:history="1" r:id="rId4eaoa2k8xaa6tdurctvvw">
+        <w:r>
+          <w:rPr>
+            <w:b/>
+            <w:bCs/>
+            <w:color w:val="0563C1"/>
+            <w:u w:val="single"/>
+          </w:rPr>
+          <w:t xml:space="preserve">1066 and All That</w:t>
+        </w:r>
+      </w:hyperlink>
+      <w:r>
+        <w:rPr>
+          <w:b/>
+          <w:bCs/>
+        </w:rPr>
+        <w:t xml:space="preserve">, by W. C. Sellar and R. J. Yeatman (1930)</w:t>
+      </w:r>
+      <w:r>
+        <w:rPr>
+          <w:b/>
+          <w:bCs/>
+        </w:rPr>
+        <w:t xml:space="preserve">. </w:t>
       </w:r>
       <w:r>
         <w:t xml:space="preserve">The British comic history, and the model for treating the past with affection and no respect. The dolphins consider it the most honest history in this list.</w:t>
@@ -333,15 +684,33 @@
       <w:pPr>
         <w:spacing w:after="200"/>
       </w:pPr>
-      <w:r>
-        <w:rPr>
-          <w:b/>
-          <w:bCs/>
-        </w:rPr>
-        <w:t xml:space="preserve">The Hitchhiker's Guide to the Galaxy, by Douglas Adams (1979). </w:t>
-      </w:r>
-      <w:r>
-        <w:t xml:space="preserve">For the other dolphins, and for the general approach to explaining everything. The dolphins' farewell gives the fourth book of the series its title, So Long, and Thanks for All the Fish (1984). The dolphins here wish it noted that they are not the same dolphins.</w:t>
+      <w:hyperlink w:history="1" r:id="rId_bghibwmhf_bzhybfo8b_">
+        <w:r>
+          <w:rPr>
+            <w:b/>
+            <w:bCs/>
+            <w:color w:val="0563C1"/>
+            <w:u w:val="single"/>
+          </w:rPr>
+          <w:t xml:space="preserve">The Hitchhiker’s Guide to the Galaxy</w:t>
+        </w:r>
+      </w:hyperlink>
+      <w:r>
+        <w:rPr>
+          <w:b/>
+          <w:bCs/>
+        </w:rPr>
+        <w:t xml:space="preserve">, by Douglas Adams (1979)</w:t>
+      </w:r>
+      <w:r>
+        <w:rPr>
+          <w:b/>
+          <w:bCs/>
+        </w:rPr>
+        <w:t xml:space="preserve">. </w:t>
+      </w:r>
+      <w:r>
+        <w:t xml:space="preserve">For the other dolphins, and for the general approach to explaining everything. The dolphins’ farewell gives the fourth book of the series its title, So Long, and Thanks for All the Fish (1984). The dolphins here wish it noted that they are not the same dolphins.</w:t>
       </w:r>
     </w:p>
     <w:sectPr>

--- a/The Dolphins' View of History/chapters/Further Reading - For Humans.docx
+++ b/The Dolphins' View of History/chapters/Further Reading - For Humans.docx
@@ -35,7 +35,7 @@
       <w:pPr>
         <w:spacing w:after="200"/>
       </w:pPr>
-      <w:hyperlink w:history="1" r:id="rIdltg_6t7vubq8kywwipyzp">
+      <w:hyperlink w:history="1" r:id="rIdo1xytl00ncqztscxjmbrn">
         <w:r>
           <w:rPr>
             <w:b/>
@@ -68,7 +68,7 @@
       <w:pPr>
         <w:spacing w:after="200"/>
       </w:pPr>
-      <w:hyperlink w:history="1" r:id="rIdd5lb_s2yacufbvfowzc_v">
+      <w:hyperlink w:history="1" r:id="rIdbneqwjyxu_usiooo85uk-">
         <w:r>
           <w:rPr>
             <w:b/>
@@ -101,7 +101,7 @@
       <w:pPr>
         <w:spacing w:after="200"/>
       </w:pPr>
-      <w:hyperlink w:history="1" r:id="rIdxe0jnyymsf0jaune4s8y9">
+      <w:hyperlink w:history="1" r:id="rIdhxeolcd-3yxwdcivwshvk">
         <w:r>
           <w:rPr>
             <w:b/>
@@ -134,7 +134,7 @@
       <w:pPr>
         <w:spacing w:after="200"/>
       </w:pPr>
-      <w:hyperlink w:history="1" r:id="rIdc-dczafiuwi9w2-nsdt1w">
+      <w:hyperlink w:history="1" r:id="rIdwd30dxwl3mxitxwsbf8w6">
         <w:r>
           <w:rPr>
             <w:b/>
@@ -167,7 +167,7 @@
       <w:pPr>
         <w:spacing w:after="200"/>
       </w:pPr>
-      <w:hyperlink w:history="1" r:id="rIdd2bt2xf0gzhewzlbdhdo3">
+      <w:hyperlink w:history="1" r:id="rIdeveqoi7xvzxron5fldja3">
         <w:r>
           <w:rPr>
             <w:b/>
@@ -200,7 +200,7 @@
       <w:pPr>
         <w:spacing w:after="200"/>
       </w:pPr>
-      <w:hyperlink w:history="1" r:id="rIdgosgma9_jgpnxv04uabxg">
+      <w:hyperlink w:history="1" r:id="rIdjplf08a2myomcheztny6z">
         <w:r>
           <w:rPr>
             <w:b/>
@@ -233,7 +233,7 @@
       <w:pPr>
         <w:spacing w:after="200"/>
       </w:pPr>
-      <w:hyperlink w:history="1" r:id="rIdsxd7kqdiffnwp13l2jxc1">
+      <w:hyperlink w:history="1" r:id="rIduvy7fo2bo-thto2hc72di">
         <w:r>
           <w:rPr>
             <w:b/>
@@ -288,7 +288,7 @@
       <w:pPr>
         <w:spacing w:after="200"/>
       </w:pPr>
-      <w:hyperlink w:history="1" r:id="rIdhe8u0kjehglcohk2cnhmy">
+      <w:hyperlink w:history="1" r:id="rId0v8dl5ngttuhbqes_cooq">
         <w:r>
           <w:rPr>
             <w:b/>
@@ -321,7 +321,7 @@
       <w:pPr>
         <w:spacing w:after="200"/>
       </w:pPr>
-      <w:hyperlink w:history="1" r:id="rIdj5hownuqal9gyoux0nou3">
+      <w:hyperlink w:history="1" r:id="rIdcxu06afvvyhjpefwq7yxx">
         <w:r>
           <w:rPr>
             <w:b/>
@@ -354,7 +354,7 @@
       <w:pPr>
         <w:spacing w:after="200"/>
       </w:pPr>
-      <w:hyperlink w:history="1" r:id="rIdoi4a0pkfs9klnwccax-mr">
+      <w:hyperlink w:history="1" r:id="rIda_hw2lqfp0t9myl8booht">
         <w:r>
           <w:rPr>
             <w:b/>
@@ -387,7 +387,7 @@
       <w:pPr>
         <w:spacing w:after="200"/>
       </w:pPr>
-      <w:hyperlink w:history="1" r:id="rIdmikuvet60ebw7z729ty1b">
+      <w:hyperlink w:history="1" r:id="rIdixmzwpxqi4t77jqcytd71">
         <w:r>
           <w:rPr>
             <w:b/>
@@ -420,7 +420,7 @@
       <w:pPr>
         <w:spacing w:after="200"/>
       </w:pPr>
-      <w:hyperlink w:history="1" r:id="rIdb7yx357hm8tvgc1xqphks">
+      <w:hyperlink w:history="1" r:id="rIdipqbxzzrnpfwpy8fokf26">
         <w:r>
           <w:rPr>
             <w:b/>
@@ -453,7 +453,7 @@
       <w:pPr>
         <w:spacing w:after="200"/>
       </w:pPr>
-      <w:hyperlink w:history="1" r:id="rIdq5zns7gye8deyzd_9niuk">
+      <w:hyperlink w:history="1" r:id="rIdmfi3wcdkkvcna_0l8q8pf">
         <w:r>
           <w:rPr>
             <w:b/>
@@ -486,7 +486,7 @@
       <w:pPr>
         <w:spacing w:after="200"/>
       </w:pPr>
-      <w:hyperlink w:history="1" r:id="rIdk89bjlsrdwqicoq3nzh47">
+      <w:hyperlink w:history="1" r:id="rId3__przrkdgmpeou5b9naf">
         <w:r>
           <w:rPr>
             <w:b/>
@@ -519,7 +519,7 @@
       <w:pPr>
         <w:spacing w:after="200"/>
       </w:pPr>
-      <w:hyperlink w:history="1" r:id="rIdgosfrgyvamgin9qqpehiq">
+      <w:hyperlink w:history="1" r:id="rIduknch2s8fpwrlhxfx90kn">
         <w:r>
           <w:rPr>
             <w:b/>
@@ -552,7 +552,7 @@
       <w:pPr>
         <w:spacing w:after="200"/>
       </w:pPr>
-      <w:hyperlink w:history="1" r:id="rIdxt5dqrozgvl76ywn-duhz">
+      <w:hyperlink w:history="1" r:id="rIdtf-q2lsz9uba7js4jxhxp">
         <w:r>
           <w:rPr>
             <w:b/>
@@ -585,7 +585,7 @@
       <w:pPr>
         <w:spacing w:after="200"/>
       </w:pPr>
-      <w:hyperlink w:history="1" r:id="rIdazgzt6rturhkdoclciz5g">
+      <w:hyperlink w:history="1" r:id="rIddgrh_trdac3l9dheih-hx">
         <w:r>
           <w:rPr>
             <w:b/>
@@ -618,7 +618,7 @@
       <w:pPr>
         <w:spacing w:after="200"/>
       </w:pPr>
-      <w:hyperlink w:history="1" r:id="rId60p2pj4ghvi4ioy3fsf40">
+      <w:hyperlink w:history="1" r:id="rIdzzh3vhon-azro6vytakih">
         <w:r>
           <w:rPr>
             <w:b/>
@@ -651,7 +651,7 @@
       <w:pPr>
         <w:spacing w:after="200"/>
       </w:pPr>
-      <w:hyperlink w:history="1" r:id="rId4eaoa2k8xaa6tdurctvvw">
+      <w:hyperlink w:history="1" r:id="rIdzuaxs0fzsodmjfrs9yd2k">
         <w:r>
           <w:rPr>
             <w:b/>
@@ -684,7 +684,7 @@
       <w:pPr>
         <w:spacing w:after="200"/>
       </w:pPr>
-      <w:hyperlink w:history="1" r:id="rId_bghibwmhf_bzhybfo8b_">
+      <w:hyperlink w:history="1" r:id="rIdr_5b7uwxlgozjoeft9e0r">
         <w:r>
           <w:rPr>
             <w:b/>

--- a/The Dolphins' View of History/chapters/Further Reading - For Humans.docx
+++ b/The Dolphins' View of History/chapters/Further Reading - For Humans.docx
@@ -35,7 +35,7 @@
       <w:pPr>
         <w:spacing w:after="200"/>
       </w:pPr>
-      <w:hyperlink w:history="1" r:id="rIdo1xytl00ncqztscxjmbrn">
+      <w:hyperlink w:history="1" r:id="rIdvjym4cvdy0bfbqj7wzrvn">
         <w:r>
           <w:rPr>
             <w:b/>
@@ -68,7 +68,7 @@
       <w:pPr>
         <w:spacing w:after="200"/>
       </w:pPr>
-      <w:hyperlink w:history="1" r:id="rIdbneqwjyxu_usiooo85uk-">
+      <w:hyperlink w:history="1" r:id="rIdg-amuhdyplhi0cim5sjnb">
         <w:r>
           <w:rPr>
             <w:b/>
@@ -101,7 +101,7 @@
       <w:pPr>
         <w:spacing w:after="200"/>
       </w:pPr>
-      <w:hyperlink w:history="1" r:id="rIdhxeolcd-3yxwdcivwshvk">
+      <w:hyperlink w:history="1" r:id="rIdddwzlwixnqkno2fpmd1jx">
         <w:r>
           <w:rPr>
             <w:b/>
@@ -134,7 +134,7 @@
       <w:pPr>
         <w:spacing w:after="200"/>
       </w:pPr>
-      <w:hyperlink w:history="1" r:id="rIdwd30dxwl3mxitxwsbf8w6">
+      <w:hyperlink w:history="1" r:id="rIdp7fpz1fmtb9mwtfs-d7bk">
         <w:r>
           <w:rPr>
             <w:b/>
@@ -167,7 +167,7 @@
       <w:pPr>
         <w:spacing w:after="200"/>
       </w:pPr>
-      <w:hyperlink w:history="1" r:id="rIdeveqoi7xvzxron5fldja3">
+      <w:hyperlink w:history="1" r:id="rIde2mzivw1dudhiqj9ftq8f">
         <w:r>
           <w:rPr>
             <w:b/>
@@ -200,7 +200,7 @@
       <w:pPr>
         <w:spacing w:after="200"/>
       </w:pPr>
-      <w:hyperlink w:history="1" r:id="rIdjplf08a2myomcheztny6z">
+      <w:hyperlink w:history="1" r:id="rIdpaqm9pop7ulibintgtkk9">
         <w:r>
           <w:rPr>
             <w:b/>
@@ -233,7 +233,7 @@
       <w:pPr>
         <w:spacing w:after="200"/>
       </w:pPr>
-      <w:hyperlink w:history="1" r:id="rIduvy7fo2bo-thto2hc72di">
+      <w:hyperlink w:history="1" r:id="rIdqdluc_vjzssmt0ibi3gbh">
         <w:r>
           <w:rPr>
             <w:b/>
@@ -288,7 +288,7 @@
       <w:pPr>
         <w:spacing w:after="200"/>
       </w:pPr>
-      <w:hyperlink w:history="1" r:id="rId0v8dl5ngttuhbqes_cooq">
+      <w:hyperlink w:history="1" r:id="rId5gw20qkgtn5d7ikomrgp3">
         <w:r>
           <w:rPr>
             <w:b/>
@@ -321,7 +321,7 @@
       <w:pPr>
         <w:spacing w:after="200"/>
       </w:pPr>
-      <w:hyperlink w:history="1" r:id="rIdcxu06afvvyhjpefwq7yxx">
+      <w:hyperlink w:history="1" r:id="rIdrasxhxquf9ftxwczxld9e">
         <w:r>
           <w:rPr>
             <w:b/>
@@ -354,7 +354,7 @@
       <w:pPr>
         <w:spacing w:after="200"/>
       </w:pPr>
-      <w:hyperlink w:history="1" r:id="rIda_hw2lqfp0t9myl8booht">
+      <w:hyperlink w:history="1" r:id="rIdvvmowpngq6tbrcsqmtwgx">
         <w:r>
           <w:rPr>
             <w:b/>
@@ -387,7 +387,7 @@
       <w:pPr>
         <w:spacing w:after="200"/>
       </w:pPr>
-      <w:hyperlink w:history="1" r:id="rIdixmzwpxqi4t77jqcytd71">
+      <w:hyperlink w:history="1" r:id="rIdchx5tvirya5nue8qnttwa">
         <w:r>
           <w:rPr>
             <w:b/>
@@ -420,7 +420,7 @@
       <w:pPr>
         <w:spacing w:after="200"/>
       </w:pPr>
-      <w:hyperlink w:history="1" r:id="rIdipqbxzzrnpfwpy8fokf26">
+      <w:hyperlink w:history="1" r:id="rIduef2wadnjdjnmprrtxqxf">
         <w:r>
           <w:rPr>
             <w:b/>
@@ -453,7 +453,7 @@
       <w:pPr>
         <w:spacing w:after="200"/>
       </w:pPr>
-      <w:hyperlink w:history="1" r:id="rIdmfi3wcdkkvcna_0l8q8pf">
+      <w:hyperlink w:history="1" r:id="rIdo9sdfmi5_hwldoshr52g3">
         <w:r>
           <w:rPr>
             <w:b/>
@@ -486,7 +486,7 @@
       <w:pPr>
         <w:spacing w:after="200"/>
       </w:pPr>
-      <w:hyperlink w:history="1" r:id="rId3__przrkdgmpeou5b9naf">
+      <w:hyperlink w:history="1" r:id="rIdcd0zfjgekd1tptesmx5m0">
         <w:r>
           <w:rPr>
             <w:b/>
@@ -519,7 +519,7 @@
       <w:pPr>
         <w:spacing w:after="200"/>
       </w:pPr>
-      <w:hyperlink w:history="1" r:id="rIduknch2s8fpwrlhxfx90kn">
+      <w:hyperlink w:history="1" r:id="rIdpyyzxvdxr4iuqbjmhb6ea">
         <w:r>
           <w:rPr>
             <w:b/>
@@ -552,7 +552,7 @@
       <w:pPr>
         <w:spacing w:after="200"/>
       </w:pPr>
-      <w:hyperlink w:history="1" r:id="rIdtf-q2lsz9uba7js4jxhxp">
+      <w:hyperlink w:history="1" r:id="rIdeos_8penkp6wd_lqasb0e">
         <w:r>
           <w:rPr>
             <w:b/>
@@ -585,7 +585,7 @@
       <w:pPr>
         <w:spacing w:after="200"/>
       </w:pPr>
-      <w:hyperlink w:history="1" r:id="rIddgrh_trdac3l9dheih-hx">
+      <w:hyperlink w:history="1" r:id="rId0om5ny3m8wx0gbu5wgu9l">
         <w:r>
           <w:rPr>
             <w:b/>
@@ -618,7 +618,7 @@
       <w:pPr>
         <w:spacing w:after="200"/>
       </w:pPr>
-      <w:hyperlink w:history="1" r:id="rIdzzh3vhon-azro6vytakih">
+      <w:hyperlink w:history="1" r:id="rId1s6ue7jylgvgajwy2mvrg">
         <w:r>
           <w:rPr>
             <w:b/>
@@ -651,7 +651,7 @@
       <w:pPr>
         <w:spacing w:after="200"/>
       </w:pPr>
-      <w:hyperlink w:history="1" r:id="rIdzuaxs0fzsodmjfrs9yd2k">
+      <w:hyperlink w:history="1" r:id="rIdnjgm1dxca75fns9yatlix">
         <w:r>
           <w:rPr>
             <w:b/>
@@ -684,7 +684,7 @@
       <w:pPr>
         <w:spacing w:after="200"/>
       </w:pPr>
-      <w:hyperlink w:history="1" r:id="rIdr_5b7uwxlgozjoeft9e0r">
+      <w:hyperlink w:history="1" r:id="rIdegwuq6qrkipbuiuhzt85m">
         <w:r>
           <w:rPr>
             <w:b/>

--- a/The Dolphins' View of History/chapters/Further Reading - For Humans.docx
+++ b/The Dolphins' View of History/chapters/Further Reading - For Humans.docx
@@ -5,6 +5,7 @@
     <w:p>
       <w:pPr>
         <w:pStyle w:val="Heading1"/>
+        <w:pageBreakBefore/>
         <w:spacing w:after="300"/>
         <w:jc w:val="center"/>
         <w:outlineLvl w:val="0"/>
@@ -15,9 +16,9 @@
           <w:rFonts w:ascii="Amazon Ember" w:cs="Amazon Ember" w:eastAsia="Amazon Ember" w:hAnsi="Amazon Ember"/>
           <w:b/>
           <w:bCs/>
-          <w:color w:val="0000FF"/>
-          <w:sz w:val="36"/>
-          <w:szCs w:val="36"/>
+          <w:color w:val="1F4E79"/>
+          <w:sz w:val="32"/>
+          <w:szCs w:val="32"/>
         </w:rPr>
         <w:t xml:space="preserve">Further Reading — For Humans</w:t>
       </w:r>
@@ -35,7 +36,7 @@
       <w:pPr>
         <w:spacing w:after="200"/>
       </w:pPr>
-      <w:hyperlink w:history="1" r:id="rIdvjym4cvdy0bfbqj7wzrvn">
+      <w:hyperlink w:history="1" r:id="rIdcyv4lbb7szuo0mzzinsbf">
         <w:r>
           <w:rPr>
             <w:b/>
@@ -68,7 +69,7 @@
       <w:pPr>
         <w:spacing w:after="200"/>
       </w:pPr>
-      <w:hyperlink w:history="1" r:id="rIdg-amuhdyplhi0cim5sjnb">
+      <w:hyperlink w:history="1" r:id="rIdy2znikeyvzyy2mbnydle8">
         <w:r>
           <w:rPr>
             <w:b/>
@@ -101,7 +102,7 @@
       <w:pPr>
         <w:spacing w:after="200"/>
       </w:pPr>
-      <w:hyperlink w:history="1" r:id="rIdddwzlwixnqkno2fpmd1jx">
+      <w:hyperlink w:history="1" r:id="rIdxw5vm6futhhzehed3ovmd">
         <w:r>
           <w:rPr>
             <w:b/>
@@ -134,7 +135,7 @@
       <w:pPr>
         <w:spacing w:after="200"/>
       </w:pPr>
-      <w:hyperlink w:history="1" r:id="rIdp7fpz1fmtb9mwtfs-d7bk">
+      <w:hyperlink w:history="1" r:id="rIdyet-o4iokohtyn0kxaoau">
         <w:r>
           <w:rPr>
             <w:b/>
@@ -167,7 +168,7 @@
       <w:pPr>
         <w:spacing w:after="200"/>
       </w:pPr>
-      <w:hyperlink w:history="1" r:id="rIde2mzivw1dudhiqj9ftq8f">
+      <w:hyperlink w:history="1" r:id="rIdnwf7qaavdhcsln38dk3kc">
         <w:r>
           <w:rPr>
             <w:b/>
@@ -200,7 +201,7 @@
       <w:pPr>
         <w:spacing w:after="200"/>
       </w:pPr>
-      <w:hyperlink w:history="1" r:id="rIdpaqm9pop7ulibintgtkk9">
+      <w:hyperlink w:history="1" r:id="rIda4angowubejd--jxke3pp">
         <w:r>
           <w:rPr>
             <w:b/>
@@ -233,7 +234,7 @@
       <w:pPr>
         <w:spacing w:after="200"/>
       </w:pPr>
-      <w:hyperlink w:history="1" r:id="rIdqdluc_vjzssmt0ibi3gbh">
+      <w:hyperlink w:history="1" r:id="rId3koopbdr4kjapahlcsm4d">
         <w:r>
           <w:rPr>
             <w:b/>
@@ -288,7 +289,7 @@
       <w:pPr>
         <w:spacing w:after="200"/>
       </w:pPr>
-      <w:hyperlink w:history="1" r:id="rId5gw20qkgtn5d7ikomrgp3">
+      <w:hyperlink w:history="1" r:id="rIdme_46xp1wy7ska1hqmg7a">
         <w:r>
           <w:rPr>
             <w:b/>
@@ -321,7 +322,7 @@
       <w:pPr>
         <w:spacing w:after="200"/>
       </w:pPr>
-      <w:hyperlink w:history="1" r:id="rIdrasxhxquf9ftxwczxld9e">
+      <w:hyperlink w:history="1" r:id="rIdz-9dxejnq11vb6x19wxqd">
         <w:r>
           <w:rPr>
             <w:b/>
@@ -354,7 +355,7 @@
       <w:pPr>
         <w:spacing w:after="200"/>
       </w:pPr>
-      <w:hyperlink w:history="1" r:id="rIdvvmowpngq6tbrcsqmtwgx">
+      <w:hyperlink w:history="1" r:id="rIdn1bjayz_i25uw6y-dckfx">
         <w:r>
           <w:rPr>
             <w:b/>
@@ -387,7 +388,7 @@
       <w:pPr>
         <w:spacing w:after="200"/>
       </w:pPr>
-      <w:hyperlink w:history="1" r:id="rIdchx5tvirya5nue8qnttwa">
+      <w:hyperlink w:history="1" r:id="rId5fg4qkuret95vqzvixsif">
         <w:r>
           <w:rPr>
             <w:b/>
@@ -420,7 +421,7 @@
       <w:pPr>
         <w:spacing w:after="200"/>
       </w:pPr>
-      <w:hyperlink w:history="1" r:id="rIduef2wadnjdjnmprrtxqxf">
+      <w:hyperlink w:history="1" r:id="rIdx4bawm6stlhp6acg8lrt4">
         <w:r>
           <w:rPr>
             <w:b/>
@@ -453,7 +454,7 @@
       <w:pPr>
         <w:spacing w:after="200"/>
       </w:pPr>
-      <w:hyperlink w:history="1" r:id="rIdo9sdfmi5_hwldoshr52g3">
+      <w:hyperlink w:history="1" r:id="rIdtqj3rtbyt1xkcczkrgovx">
         <w:r>
           <w:rPr>
             <w:b/>
@@ -486,7 +487,7 @@
       <w:pPr>
         <w:spacing w:after="200"/>
       </w:pPr>
-      <w:hyperlink w:history="1" r:id="rIdcd0zfjgekd1tptesmx5m0">
+      <w:hyperlink w:history="1" r:id="rIdlctpk1glvr9bewxo1h0z-">
         <w:r>
           <w:rPr>
             <w:b/>
@@ -519,7 +520,7 @@
       <w:pPr>
         <w:spacing w:after="200"/>
       </w:pPr>
-      <w:hyperlink w:history="1" r:id="rIdpyyzxvdxr4iuqbjmhb6ea">
+      <w:hyperlink w:history="1" r:id="rIdcc3umhvnjfqoyf4enphqn">
         <w:r>
           <w:rPr>
             <w:b/>
@@ -552,7 +553,7 @@
       <w:pPr>
         <w:spacing w:after="200"/>
       </w:pPr>
-      <w:hyperlink w:history="1" r:id="rIdeos_8penkp6wd_lqasb0e">
+      <w:hyperlink w:history="1" r:id="rIdalgok9rrcsb5k8coky_ia">
         <w:r>
           <w:rPr>
             <w:b/>
@@ -585,7 +586,7 @@
       <w:pPr>
         <w:spacing w:after="200"/>
       </w:pPr>
-      <w:hyperlink w:history="1" r:id="rId0om5ny3m8wx0gbu5wgu9l">
+      <w:hyperlink w:history="1" r:id="rIdbhykghtmynr6yx9s9dvie">
         <w:r>
           <w:rPr>
             <w:b/>
@@ -618,7 +619,7 @@
       <w:pPr>
         <w:spacing w:after="200"/>
       </w:pPr>
-      <w:hyperlink w:history="1" r:id="rId1s6ue7jylgvgajwy2mvrg">
+      <w:hyperlink w:history="1" r:id="rIdzpdaowvxbopk5kmywffpe">
         <w:r>
           <w:rPr>
             <w:b/>
@@ -651,7 +652,7 @@
       <w:pPr>
         <w:spacing w:after="200"/>
       </w:pPr>
-      <w:hyperlink w:history="1" r:id="rIdnjgm1dxca75fns9yatlix">
+      <w:hyperlink w:history="1" r:id="rIdhisrrzfwdv7sj4hw2yc5o">
         <w:r>
           <w:rPr>
             <w:b/>
@@ -684,7 +685,7 @@
       <w:pPr>
         <w:spacing w:after="200"/>
       </w:pPr>
-      <w:hyperlink w:history="1" r:id="rIdegwuq6qrkipbuiuhzt85m">
+      <w:hyperlink w:history="1" r:id="rId3pgoiu7jdhzolsvatviqf">
         <w:r>
           <w:rPr>
             <w:b/>
@@ -714,7 +715,7 @@
       </w:r>
     </w:p>
     <w:sectPr>
-      <w:pgSz w:w="12240" w:h="15840" w:orient="portrait"/>
+      <w:pgSz w:w="8640" w:h="12960" w:orient="portrait"/>
       <w:pgMar w:top="1440" w:right="1440" w:bottom="1440" w:left="1440" w:header="708" w:footer="708" w:gutter="0"/>
       <w:pgNumType/>
       <w:docGrid w:linePitch="360"/>

--- a/The Dolphins' View of History/chapters/Further Reading - For Humans.docx
+++ b/The Dolphins' View of History/chapters/Further Reading - For Humans.docx
@@ -36,7 +36,7 @@
       <w:pPr>
         <w:spacing w:after="200"/>
       </w:pPr>
-      <w:hyperlink w:history="1" r:id="rIdcyv4lbb7szuo0mzzinsbf">
+      <w:hyperlink w:history="1" r:id="rIdvzo07libl3hls7wfhmwnj">
         <w:r>
           <w:rPr>
             <w:b/>
@@ -69,7 +69,7 @@
       <w:pPr>
         <w:spacing w:after="200"/>
       </w:pPr>
-      <w:hyperlink w:history="1" r:id="rIdy2znikeyvzyy2mbnydle8">
+      <w:hyperlink w:history="1" r:id="rIdpa4vrdtgxnxnj_ucs33p5">
         <w:r>
           <w:rPr>
             <w:b/>
@@ -102,7 +102,7 @@
       <w:pPr>
         <w:spacing w:after="200"/>
       </w:pPr>
-      <w:hyperlink w:history="1" r:id="rIdxw5vm6futhhzehed3ovmd">
+      <w:hyperlink w:history="1" r:id="rId8hujuwcegc7p5yfpcsv9h">
         <w:r>
           <w:rPr>
             <w:b/>
@@ -135,7 +135,7 @@
       <w:pPr>
         <w:spacing w:after="200"/>
       </w:pPr>
-      <w:hyperlink w:history="1" r:id="rIdyet-o4iokohtyn0kxaoau">
+      <w:hyperlink w:history="1" r:id="rId1czmjcxp2iivzotkqzn4h">
         <w:r>
           <w:rPr>
             <w:b/>
@@ -168,7 +168,7 @@
       <w:pPr>
         <w:spacing w:after="200"/>
       </w:pPr>
-      <w:hyperlink w:history="1" r:id="rIdnwf7qaavdhcsln38dk3kc">
+      <w:hyperlink w:history="1" r:id="rIdtee-2t9atcszoqjw-cp0f">
         <w:r>
           <w:rPr>
             <w:b/>
@@ -201,7 +201,7 @@
       <w:pPr>
         <w:spacing w:after="200"/>
       </w:pPr>
-      <w:hyperlink w:history="1" r:id="rIda4angowubejd--jxke3pp">
+      <w:hyperlink w:history="1" r:id="rIdf_ig0gjdt7gbxgs_e0rdr">
         <w:r>
           <w:rPr>
             <w:b/>
@@ -234,7 +234,7 @@
       <w:pPr>
         <w:spacing w:after="200"/>
       </w:pPr>
-      <w:hyperlink w:history="1" r:id="rId3koopbdr4kjapahlcsm4d">
+      <w:hyperlink w:history="1" r:id="rIdbojekj1enm0t73azjeyau">
         <w:r>
           <w:rPr>
             <w:b/>
@@ -289,7 +289,7 @@
       <w:pPr>
         <w:spacing w:after="200"/>
       </w:pPr>
-      <w:hyperlink w:history="1" r:id="rIdme_46xp1wy7ska1hqmg7a">
+      <w:hyperlink w:history="1" r:id="rIdvyfqidwyo16p39itwiygk">
         <w:r>
           <w:rPr>
             <w:b/>
@@ -322,7 +322,7 @@
       <w:pPr>
         <w:spacing w:after="200"/>
       </w:pPr>
-      <w:hyperlink w:history="1" r:id="rIdz-9dxejnq11vb6x19wxqd">
+      <w:hyperlink w:history="1" r:id="rIdihm2fojf1iqxk-vf-apf1">
         <w:r>
           <w:rPr>
             <w:b/>
@@ -355,7 +355,7 @@
       <w:pPr>
         <w:spacing w:after="200"/>
       </w:pPr>
-      <w:hyperlink w:history="1" r:id="rIdn1bjayz_i25uw6y-dckfx">
+      <w:hyperlink w:history="1" r:id="rIdwthamehqyv6przf3msfpr">
         <w:r>
           <w:rPr>
             <w:b/>
@@ -388,7 +388,7 @@
       <w:pPr>
         <w:spacing w:after="200"/>
       </w:pPr>
-      <w:hyperlink w:history="1" r:id="rId5fg4qkuret95vqzvixsif">
+      <w:hyperlink w:history="1" r:id="rIdpmnecrxxgrcrvpmpcm1l9">
         <w:r>
           <w:rPr>
             <w:b/>
@@ -421,7 +421,7 @@
       <w:pPr>
         <w:spacing w:after="200"/>
       </w:pPr>
-      <w:hyperlink w:history="1" r:id="rIdx4bawm6stlhp6acg8lrt4">
+      <w:hyperlink w:history="1" r:id="rIdpbtkxy9it81gn5gke-5fw">
         <w:r>
           <w:rPr>
             <w:b/>
@@ -454,7 +454,7 @@
       <w:pPr>
         <w:spacing w:after="200"/>
       </w:pPr>
-      <w:hyperlink w:history="1" r:id="rIdtqj3rtbyt1xkcczkrgovx">
+      <w:hyperlink w:history="1" r:id="rIdnpktxlqmxmtono3afqtzt">
         <w:r>
           <w:rPr>
             <w:b/>
@@ -487,7 +487,7 @@
       <w:pPr>
         <w:spacing w:after="200"/>
       </w:pPr>
-      <w:hyperlink w:history="1" r:id="rIdlctpk1glvr9bewxo1h0z-">
+      <w:hyperlink w:history="1" r:id="rIdpvc0ru2glc0qrmzhlvcl7">
         <w:r>
           <w:rPr>
             <w:b/>
@@ -520,7 +520,7 @@
       <w:pPr>
         <w:spacing w:after="200"/>
       </w:pPr>
-      <w:hyperlink w:history="1" r:id="rIdcc3umhvnjfqoyf4enphqn">
+      <w:hyperlink w:history="1" r:id="rIdfcu-nj7lg1cfsdcxkvlkz">
         <w:r>
           <w:rPr>
             <w:b/>
@@ -553,7 +553,7 @@
       <w:pPr>
         <w:spacing w:after="200"/>
       </w:pPr>
-      <w:hyperlink w:history="1" r:id="rIdalgok9rrcsb5k8coky_ia">
+      <w:hyperlink w:history="1" r:id="rIdpkbkrdj9pquk1bbeo3thg">
         <w:r>
           <w:rPr>
             <w:b/>
@@ -586,7 +586,7 @@
       <w:pPr>
         <w:spacing w:after="200"/>
       </w:pPr>
-      <w:hyperlink w:history="1" r:id="rIdbhykghtmynr6yx9s9dvie">
+      <w:hyperlink w:history="1" r:id="rIdehzizmaxhwj8czvyxlmb3">
         <w:r>
           <w:rPr>
             <w:b/>
@@ -619,7 +619,7 @@
       <w:pPr>
         <w:spacing w:after="200"/>
       </w:pPr>
-      <w:hyperlink w:history="1" r:id="rIdzpdaowvxbopk5kmywffpe">
+      <w:hyperlink w:history="1" r:id="rIdiaswpfdtmoys-xon2wwec">
         <w:r>
           <w:rPr>
             <w:b/>
@@ -652,7 +652,7 @@
       <w:pPr>
         <w:spacing w:after="200"/>
       </w:pPr>
-      <w:hyperlink w:history="1" r:id="rIdhisrrzfwdv7sj4hw2yc5o">
+      <w:hyperlink w:history="1" r:id="rIdd2gymjcfznplh6-3om95p">
         <w:r>
           <w:rPr>
             <w:b/>
@@ -685,7 +685,7 @@
       <w:pPr>
         <w:spacing w:after="200"/>
       </w:pPr>
-      <w:hyperlink w:history="1" r:id="rId3pgoiu7jdhzolsvatviqf">
+      <w:hyperlink w:history="1" r:id="rIdulnawpjnrmthp-6ddjbpb">
         <w:r>
           <w:rPr>
             <w:b/>

--- a/The Dolphins' View of History/chapters/Further Reading - For Humans.docx
+++ b/The Dolphins' View of History/chapters/Further Reading - For Humans.docx
@@ -36,7 +36,7 @@
       <w:pPr>
         <w:spacing w:after="200"/>
       </w:pPr>
-      <w:hyperlink w:history="1" r:id="rIdvzo07libl3hls7wfhmwnj">
+      <w:hyperlink w:history="1" r:id="rIdcwxj6__qmvmuvespgudot">
         <w:r>
           <w:rPr>
             <w:b/>
@@ -69,7 +69,7 @@
       <w:pPr>
         <w:spacing w:after="200"/>
       </w:pPr>
-      <w:hyperlink w:history="1" r:id="rIdpa4vrdtgxnxnj_ucs33p5">
+      <w:hyperlink w:history="1" r:id="rIdzzfsrjsj5odqkwrvng-aq">
         <w:r>
           <w:rPr>
             <w:b/>
@@ -102,7 +102,7 @@
       <w:pPr>
         <w:spacing w:after="200"/>
       </w:pPr>
-      <w:hyperlink w:history="1" r:id="rId8hujuwcegc7p5yfpcsv9h">
+      <w:hyperlink w:history="1" r:id="rIdjw_jcxxtg3uwlbi_d-aag">
         <w:r>
           <w:rPr>
             <w:b/>
@@ -135,7 +135,7 @@
       <w:pPr>
         <w:spacing w:after="200"/>
       </w:pPr>
-      <w:hyperlink w:history="1" r:id="rId1czmjcxp2iivzotkqzn4h">
+      <w:hyperlink w:history="1" r:id="rIdveep_07nzbckqzxw8hso8">
         <w:r>
           <w:rPr>
             <w:b/>
@@ -168,7 +168,7 @@
       <w:pPr>
         <w:spacing w:after="200"/>
       </w:pPr>
-      <w:hyperlink w:history="1" r:id="rIdtee-2t9atcszoqjw-cp0f">
+      <w:hyperlink w:history="1" r:id="rIdcwii9pgcbyx53pgepsbca">
         <w:r>
           <w:rPr>
             <w:b/>
@@ -201,7 +201,7 @@
       <w:pPr>
         <w:spacing w:after="200"/>
       </w:pPr>
-      <w:hyperlink w:history="1" r:id="rIdf_ig0gjdt7gbxgs_e0rdr">
+      <w:hyperlink w:history="1" r:id="rIdqmsgdzkr4c7otmylh650y">
         <w:r>
           <w:rPr>
             <w:b/>
@@ -234,7 +234,7 @@
       <w:pPr>
         <w:spacing w:after="200"/>
       </w:pPr>
-      <w:hyperlink w:history="1" r:id="rIdbojekj1enm0t73azjeyau">
+      <w:hyperlink w:history="1" r:id="rIdwfn_zpsk06wdqlsr7uq90">
         <w:r>
           <w:rPr>
             <w:b/>
@@ -289,7 +289,7 @@
       <w:pPr>
         <w:spacing w:after="200"/>
       </w:pPr>
-      <w:hyperlink w:history="1" r:id="rIdvyfqidwyo16p39itwiygk">
+      <w:hyperlink w:history="1" r:id="rIdkqps90x7bnfvyrydnbbpn">
         <w:r>
           <w:rPr>
             <w:b/>
@@ -322,7 +322,7 @@
       <w:pPr>
         <w:spacing w:after="200"/>
       </w:pPr>
-      <w:hyperlink w:history="1" r:id="rIdihm2fojf1iqxk-vf-apf1">
+      <w:hyperlink w:history="1" r:id="rIdcsvatyfm9qci0jsdawefl">
         <w:r>
           <w:rPr>
             <w:b/>
@@ -355,7 +355,7 @@
       <w:pPr>
         <w:spacing w:after="200"/>
       </w:pPr>
-      <w:hyperlink w:history="1" r:id="rIdwthamehqyv6przf3msfpr">
+      <w:hyperlink w:history="1" r:id="rIdfuqqqklw_kfvvz6qy-9xa">
         <w:r>
           <w:rPr>
             <w:b/>
@@ -388,7 +388,7 @@
       <w:pPr>
         <w:spacing w:after="200"/>
       </w:pPr>
-      <w:hyperlink w:history="1" r:id="rIdpmnecrxxgrcrvpmpcm1l9">
+      <w:hyperlink w:history="1" r:id="rId-_qyg83hh1psgjx0gfgl8">
         <w:r>
           <w:rPr>
             <w:b/>
@@ -421,7 +421,7 @@
       <w:pPr>
         <w:spacing w:after="200"/>
       </w:pPr>
-      <w:hyperlink w:history="1" r:id="rIdpbtkxy9it81gn5gke-5fw">
+      <w:hyperlink w:history="1" r:id="rId8zvt0w8iicjlk0_kxaqrr">
         <w:r>
           <w:rPr>
             <w:b/>
@@ -454,7 +454,7 @@
       <w:pPr>
         <w:spacing w:after="200"/>
       </w:pPr>
-      <w:hyperlink w:history="1" r:id="rIdnpktxlqmxmtono3afqtzt">
+      <w:hyperlink w:history="1" r:id="rIdmt0to1unyy6a2xupxxcmh">
         <w:r>
           <w:rPr>
             <w:b/>
@@ -487,7 +487,7 @@
       <w:pPr>
         <w:spacing w:after="200"/>
       </w:pPr>
-      <w:hyperlink w:history="1" r:id="rIdpvc0ru2glc0qrmzhlvcl7">
+      <w:hyperlink w:history="1" r:id="rIdgusrlcm9epsdvopy2uygb">
         <w:r>
           <w:rPr>
             <w:b/>
@@ -520,7 +520,7 @@
       <w:pPr>
         <w:spacing w:after="200"/>
       </w:pPr>
-      <w:hyperlink w:history="1" r:id="rIdfcu-nj7lg1cfsdcxkvlkz">
+      <w:hyperlink w:history="1" r:id="rId1g8xl99cq3ooeif8wdowc">
         <w:r>
           <w:rPr>
             <w:b/>
@@ -553,7 +553,7 @@
       <w:pPr>
         <w:spacing w:after="200"/>
       </w:pPr>
-      <w:hyperlink w:history="1" r:id="rIdpkbkrdj9pquk1bbeo3thg">
+      <w:hyperlink w:history="1" r:id="rIdra03f4dp0q8o_yfjye2yj">
         <w:r>
           <w:rPr>
             <w:b/>
@@ -586,7 +586,7 @@
       <w:pPr>
         <w:spacing w:after="200"/>
       </w:pPr>
-      <w:hyperlink w:history="1" r:id="rIdehzizmaxhwj8czvyxlmb3">
+      <w:hyperlink w:history="1" r:id="rIdmqbm9vlhacn-rvvltnkdu">
         <w:r>
           <w:rPr>
             <w:b/>
@@ -619,7 +619,7 @@
       <w:pPr>
         <w:spacing w:after="200"/>
       </w:pPr>
-      <w:hyperlink w:history="1" r:id="rIdiaswpfdtmoys-xon2wwec">
+      <w:hyperlink w:history="1" r:id="rId4lkwkksvde4v_fejffkml">
         <w:r>
           <w:rPr>
             <w:b/>
@@ -652,7 +652,7 @@
       <w:pPr>
         <w:spacing w:after="200"/>
       </w:pPr>
-      <w:hyperlink w:history="1" r:id="rIdd2gymjcfznplh6-3om95p">
+      <w:hyperlink w:history="1" r:id="rId8_gbza1gx8qm-yzf13gvt">
         <w:r>
           <w:rPr>
             <w:b/>
@@ -685,7 +685,7 @@
       <w:pPr>
         <w:spacing w:after="200"/>
       </w:pPr>
-      <w:hyperlink w:history="1" r:id="rIdulnawpjnrmthp-6ddjbpb">
+      <w:hyperlink w:history="1" r:id="rIdv44ysobvxl3ot-noistt1">
         <w:r>
           <w:rPr>
             <w:b/>

--- a/The Dolphins' View of History/chapters/Further Reading - For Humans.docx
+++ b/The Dolphins' View of History/chapters/Further Reading - For Humans.docx
@@ -36,7 +36,7 @@
       <w:pPr>
         <w:spacing w:after="200"/>
       </w:pPr>
-      <w:hyperlink w:history="1" r:id="rIdcwxj6__qmvmuvespgudot">
+      <w:hyperlink w:history="1" r:id="rIdzoqdcrvmqawawsfcjvrci">
         <w:r>
           <w:rPr>
             <w:b/>
@@ -69,7 +69,7 @@
       <w:pPr>
         <w:spacing w:after="200"/>
       </w:pPr>
-      <w:hyperlink w:history="1" r:id="rIdzzfsrjsj5odqkwrvng-aq">
+      <w:hyperlink w:history="1" r:id="rIdh_l52aha28ksietpfxdjo">
         <w:r>
           <w:rPr>
             <w:b/>
@@ -102,7 +102,7 @@
       <w:pPr>
         <w:spacing w:after="200"/>
       </w:pPr>
-      <w:hyperlink w:history="1" r:id="rIdjw_jcxxtg3uwlbi_d-aag">
+      <w:hyperlink w:history="1" r:id="rIdz0qvgyxeuffvfcvuipjab">
         <w:r>
           <w:rPr>
             <w:b/>
@@ -135,7 +135,7 @@
       <w:pPr>
         <w:spacing w:after="200"/>
       </w:pPr>
-      <w:hyperlink w:history="1" r:id="rIdveep_07nzbckqzxw8hso8">
+      <w:hyperlink w:history="1" r:id="rIdgda9sah5b0fkk6pc27sqp">
         <w:r>
           <w:rPr>
             <w:b/>
@@ -168,7 +168,7 @@
       <w:pPr>
         <w:spacing w:after="200"/>
       </w:pPr>
-      <w:hyperlink w:history="1" r:id="rIdcwii9pgcbyx53pgepsbca">
+      <w:hyperlink w:history="1" r:id="rId0uzzhey9huzicadjtq6p1">
         <w:r>
           <w:rPr>
             <w:b/>
@@ -201,7 +201,7 @@
       <w:pPr>
         <w:spacing w:after="200"/>
       </w:pPr>
-      <w:hyperlink w:history="1" r:id="rIdqmsgdzkr4c7otmylh650y">
+      <w:hyperlink w:history="1" r:id="rId6wcigu6ck6vxutfmtyl-3">
         <w:r>
           <w:rPr>
             <w:b/>
@@ -234,7 +234,7 @@
       <w:pPr>
         <w:spacing w:after="200"/>
       </w:pPr>
-      <w:hyperlink w:history="1" r:id="rIdwfn_zpsk06wdqlsr7uq90">
+      <w:hyperlink w:history="1" r:id="rId7vz6fbqukwbyyszzqnqo5">
         <w:r>
           <w:rPr>
             <w:b/>
@@ -289,7 +289,7 @@
       <w:pPr>
         <w:spacing w:after="200"/>
       </w:pPr>
-      <w:hyperlink w:history="1" r:id="rIdkqps90x7bnfvyrydnbbpn">
+      <w:hyperlink w:history="1" r:id="rIdu5asconcqrnexsu0nr8bo">
         <w:r>
           <w:rPr>
             <w:b/>
@@ -322,7 +322,7 @@
       <w:pPr>
         <w:spacing w:after="200"/>
       </w:pPr>
-      <w:hyperlink w:history="1" r:id="rIdcsvatyfm9qci0jsdawefl">
+      <w:hyperlink w:history="1" r:id="rIdn0w3m2sjvrtgbhjjkton2">
         <w:r>
           <w:rPr>
             <w:b/>
@@ -355,7 +355,7 @@
       <w:pPr>
         <w:spacing w:after="200"/>
       </w:pPr>
-      <w:hyperlink w:history="1" r:id="rIdfuqqqklw_kfvvz6qy-9xa">
+      <w:hyperlink w:history="1" r:id="rIdzsqsalo2wrwnsx1d3drob">
         <w:r>
           <w:rPr>
             <w:b/>
@@ -388,7 +388,7 @@
       <w:pPr>
         <w:spacing w:after="200"/>
       </w:pPr>
-      <w:hyperlink w:history="1" r:id="rId-_qyg83hh1psgjx0gfgl8">
+      <w:hyperlink w:history="1" r:id="rIdruipkngurihlt7k9plbyp">
         <w:r>
           <w:rPr>
             <w:b/>
@@ -421,7 +421,7 @@
       <w:pPr>
         <w:spacing w:after="200"/>
       </w:pPr>
-      <w:hyperlink w:history="1" r:id="rId8zvt0w8iicjlk0_kxaqrr">
+      <w:hyperlink w:history="1" r:id="rIdqxjliyfguoqlbmtsxadkc">
         <w:r>
           <w:rPr>
             <w:b/>
@@ -454,7 +454,7 @@
       <w:pPr>
         <w:spacing w:after="200"/>
       </w:pPr>
-      <w:hyperlink w:history="1" r:id="rIdmt0to1unyy6a2xupxxcmh">
+      <w:hyperlink w:history="1" r:id="rIdefjabxz5jycoohbhx3arj">
         <w:r>
           <w:rPr>
             <w:b/>
@@ -487,7 +487,7 @@
       <w:pPr>
         <w:spacing w:after="200"/>
       </w:pPr>
-      <w:hyperlink w:history="1" r:id="rIdgusrlcm9epsdvopy2uygb">
+      <w:hyperlink w:history="1" r:id="rIdi3mtw-ez2vvkek8zsgqhh">
         <w:r>
           <w:rPr>
             <w:b/>
@@ -520,7 +520,7 @@
       <w:pPr>
         <w:spacing w:after="200"/>
       </w:pPr>
-      <w:hyperlink w:history="1" r:id="rId1g8xl99cq3ooeif8wdowc">
+      <w:hyperlink w:history="1" r:id="rIdkk_iq0k9ntivfsgtxcvbi">
         <w:r>
           <w:rPr>
             <w:b/>
@@ -553,7 +553,7 @@
       <w:pPr>
         <w:spacing w:after="200"/>
       </w:pPr>
-      <w:hyperlink w:history="1" r:id="rIdra03f4dp0q8o_yfjye2yj">
+      <w:hyperlink w:history="1" r:id="rIduakqc24w3ztcwocaqotoa">
         <w:r>
           <w:rPr>
             <w:b/>
@@ -586,7 +586,7 @@
       <w:pPr>
         <w:spacing w:after="200"/>
       </w:pPr>
-      <w:hyperlink w:history="1" r:id="rIdmqbm9vlhacn-rvvltnkdu">
+      <w:hyperlink w:history="1" r:id="rIdcjy5b1ssvj2aqrgwabtv_">
         <w:r>
           <w:rPr>
             <w:b/>
@@ -619,7 +619,7 @@
       <w:pPr>
         <w:spacing w:after="200"/>
       </w:pPr>
-      <w:hyperlink w:history="1" r:id="rId4lkwkksvde4v_fejffkml">
+      <w:hyperlink w:history="1" r:id="rId7zm7brnzrfekfh57myri6">
         <w:r>
           <w:rPr>
             <w:b/>
@@ -652,7 +652,7 @@
       <w:pPr>
         <w:spacing w:after="200"/>
       </w:pPr>
-      <w:hyperlink w:history="1" r:id="rId8_gbza1gx8qm-yzf13gvt">
+      <w:hyperlink w:history="1" r:id="rIduesad8gp4wj8gy12vzxpw">
         <w:r>
           <w:rPr>
             <w:b/>
@@ -685,7 +685,7 @@
       <w:pPr>
         <w:spacing w:after="200"/>
       </w:pPr>
-      <w:hyperlink w:history="1" r:id="rIdv44ysobvxl3ot-noistt1">
+      <w:hyperlink w:history="1" r:id="rIdjsxav31fdwrmksb5rzsgv">
         <w:r>
           <w:rPr>
             <w:b/>

--- a/The Dolphins' View of History/chapters/Further Reading - For Humans.docx
+++ b/The Dolphins' View of History/chapters/Further Reading - For Humans.docx
@@ -36,7 +36,7 @@
       <w:pPr>
         <w:spacing w:after="200"/>
       </w:pPr>
-      <w:hyperlink w:history="1" r:id="rIdzoqdcrvmqawawsfcjvrci">
+      <w:hyperlink w:history="1" r:id="rIdwwqhp27leqqn40_k1ypc7">
         <w:r>
           <w:rPr>
             <w:b/>
@@ -69,7 +69,7 @@
       <w:pPr>
         <w:spacing w:after="200"/>
       </w:pPr>
-      <w:hyperlink w:history="1" r:id="rIdh_l52aha28ksietpfxdjo">
+      <w:hyperlink w:history="1" r:id="rId9ed98e9r79ypzyrrtzxwj">
         <w:r>
           <w:rPr>
             <w:b/>
@@ -102,7 +102,7 @@
       <w:pPr>
         <w:spacing w:after="200"/>
       </w:pPr>
-      <w:hyperlink w:history="1" r:id="rIdz0qvgyxeuffvfcvuipjab">
+      <w:hyperlink w:history="1" r:id="rIdqvvxh-iqqiegn1-dgyiz8">
         <w:r>
           <w:rPr>
             <w:b/>
@@ -135,7 +135,7 @@
       <w:pPr>
         <w:spacing w:after="200"/>
       </w:pPr>
-      <w:hyperlink w:history="1" r:id="rIdgda9sah5b0fkk6pc27sqp">
+      <w:hyperlink w:history="1" r:id="rIdwaowoisljfh094cohzirj">
         <w:r>
           <w:rPr>
             <w:b/>
@@ -168,7 +168,7 @@
       <w:pPr>
         <w:spacing w:after="200"/>
       </w:pPr>
-      <w:hyperlink w:history="1" r:id="rId0uzzhey9huzicadjtq6p1">
+      <w:hyperlink w:history="1" r:id="rId_i_mmuut0wri05i8vqlkg">
         <w:r>
           <w:rPr>
             <w:b/>
@@ -201,7 +201,7 @@
       <w:pPr>
         <w:spacing w:after="200"/>
       </w:pPr>
-      <w:hyperlink w:history="1" r:id="rId6wcigu6ck6vxutfmtyl-3">
+      <w:hyperlink w:history="1" r:id="rIdhrenupiojtej8qv02xncx">
         <w:r>
           <w:rPr>
             <w:b/>
@@ -234,7 +234,7 @@
       <w:pPr>
         <w:spacing w:after="200"/>
       </w:pPr>
-      <w:hyperlink w:history="1" r:id="rId7vz6fbqukwbyyszzqnqo5">
+      <w:hyperlink w:history="1" r:id="rId5oce4qhca9dslzkmiku8r">
         <w:r>
           <w:rPr>
             <w:b/>
@@ -289,7 +289,7 @@
       <w:pPr>
         <w:spacing w:after="200"/>
       </w:pPr>
-      <w:hyperlink w:history="1" r:id="rIdu5asconcqrnexsu0nr8bo">
+      <w:hyperlink w:history="1" r:id="rIdp1zsowzmlwa4h9lhdgazp">
         <w:r>
           <w:rPr>
             <w:b/>
@@ -322,7 +322,7 @@
       <w:pPr>
         <w:spacing w:after="200"/>
       </w:pPr>
-      <w:hyperlink w:history="1" r:id="rIdn0w3m2sjvrtgbhjjkton2">
+      <w:hyperlink w:history="1" r:id="rIdrjufzvj2vd8qw_yc8aius">
         <w:r>
           <w:rPr>
             <w:b/>
@@ -355,7 +355,7 @@
       <w:pPr>
         <w:spacing w:after="200"/>
       </w:pPr>
-      <w:hyperlink w:history="1" r:id="rIdzsqsalo2wrwnsx1d3drob">
+      <w:hyperlink w:history="1" r:id="rIdf-s0ii9czulvegksmsgdt">
         <w:r>
           <w:rPr>
             <w:b/>
@@ -388,7 +388,7 @@
       <w:pPr>
         <w:spacing w:after="200"/>
       </w:pPr>
-      <w:hyperlink w:history="1" r:id="rIdruipkngurihlt7k9plbyp">
+      <w:hyperlink w:history="1" r:id="rId1c1djh7jtf7c50j5hcnyd">
         <w:r>
           <w:rPr>
             <w:b/>
@@ -421,7 +421,7 @@
       <w:pPr>
         <w:spacing w:after="200"/>
       </w:pPr>
-      <w:hyperlink w:history="1" r:id="rIdqxjliyfguoqlbmtsxadkc">
+      <w:hyperlink w:history="1" r:id="rIdlx4t_n01-pi7vs8r5fv0z">
         <w:r>
           <w:rPr>
             <w:b/>
@@ -454,7 +454,7 @@
       <w:pPr>
         <w:spacing w:after="200"/>
       </w:pPr>
-      <w:hyperlink w:history="1" r:id="rIdefjabxz5jycoohbhx3arj">
+      <w:hyperlink w:history="1" r:id="rIdj4oqulyzf1jlm6rdjqfvs">
         <w:r>
           <w:rPr>
             <w:b/>
@@ -487,7 +487,7 @@
       <w:pPr>
         <w:spacing w:after="200"/>
       </w:pPr>
-      <w:hyperlink w:history="1" r:id="rIdi3mtw-ez2vvkek8zsgqhh">
+      <w:hyperlink w:history="1" r:id="rIdqi15lfsm97-2lsxf7r4qn">
         <w:r>
           <w:rPr>
             <w:b/>
@@ -520,7 +520,7 @@
       <w:pPr>
         <w:spacing w:after="200"/>
       </w:pPr>
-      <w:hyperlink w:history="1" r:id="rIdkk_iq0k9ntivfsgtxcvbi">
+      <w:hyperlink w:history="1" r:id="rId-0vtf_b1kheliuevd92_b">
         <w:r>
           <w:rPr>
             <w:b/>
@@ -553,7 +553,7 @@
       <w:pPr>
         <w:spacing w:after="200"/>
       </w:pPr>
-      <w:hyperlink w:history="1" r:id="rIduakqc24w3ztcwocaqotoa">
+      <w:hyperlink w:history="1" r:id="rIdcleoqjhlikp5gikb8-sr4">
         <w:r>
           <w:rPr>
             <w:b/>
@@ -586,7 +586,7 @@
       <w:pPr>
         <w:spacing w:after="200"/>
       </w:pPr>
-      <w:hyperlink w:history="1" r:id="rIdcjy5b1ssvj2aqrgwabtv_">
+      <w:hyperlink w:history="1" r:id="rIdc5gt6z2si4f69-2gsrlnk">
         <w:r>
           <w:rPr>
             <w:b/>
@@ -619,7 +619,7 @@
       <w:pPr>
         <w:spacing w:after="200"/>
       </w:pPr>
-      <w:hyperlink w:history="1" r:id="rId7zm7brnzrfekfh57myri6">
+      <w:hyperlink w:history="1" r:id="rIdot6lpiwnbktg6omloe8xd">
         <w:r>
           <w:rPr>
             <w:b/>
@@ -652,7 +652,7 @@
       <w:pPr>
         <w:spacing w:after="200"/>
       </w:pPr>
-      <w:hyperlink w:history="1" r:id="rIduesad8gp4wj8gy12vzxpw">
+      <w:hyperlink w:history="1" r:id="rIdlh_tplisurvp3bwapruiw">
         <w:r>
           <w:rPr>
             <w:b/>
@@ -685,7 +685,7 @@
       <w:pPr>
         <w:spacing w:after="200"/>
       </w:pPr>
-      <w:hyperlink w:history="1" r:id="rIdjsxav31fdwrmksb5rzsgv">
+      <w:hyperlink w:history="1" r:id="rIdk6jntxtsthye-akmema-x">
         <w:r>
           <w:rPr>
             <w:b/>

--- a/The Dolphins' View of History/chapters/Further Reading - For Humans.docx
+++ b/The Dolphins' View of History/chapters/Further Reading - For Humans.docx
@@ -36,7 +36,7 @@
       <w:pPr>
         <w:spacing w:after="200"/>
       </w:pPr>
-      <w:hyperlink w:history="1" r:id="rIdwwqhp27leqqn40_k1ypc7">
+      <w:hyperlink w:history="1" r:id="rIdyzzare7jz4fu2p8kux7ed">
         <w:r>
           <w:rPr>
             <w:b/>
@@ -69,7 +69,7 @@
       <w:pPr>
         <w:spacing w:after="200"/>
       </w:pPr>
-      <w:hyperlink w:history="1" r:id="rId9ed98e9r79ypzyrrtzxwj">
+      <w:hyperlink w:history="1" r:id="rIdfzzdnn4kc9d-cleb8gl4n">
         <w:r>
           <w:rPr>
             <w:b/>
@@ -102,7 +102,7 @@
       <w:pPr>
         <w:spacing w:after="200"/>
       </w:pPr>
-      <w:hyperlink w:history="1" r:id="rIdqvvxh-iqqiegn1-dgyiz8">
+      <w:hyperlink w:history="1" r:id="rId70vfoh8g8pm4g8dajuuto">
         <w:r>
           <w:rPr>
             <w:b/>
@@ -135,7 +135,7 @@
       <w:pPr>
         <w:spacing w:after="200"/>
       </w:pPr>
-      <w:hyperlink w:history="1" r:id="rIdwaowoisljfh094cohzirj">
+      <w:hyperlink w:history="1" r:id="rIdxbjma8ollqwtxy_q96ltz">
         <w:r>
           <w:rPr>
             <w:b/>
@@ -168,7 +168,7 @@
       <w:pPr>
         <w:spacing w:after="200"/>
       </w:pPr>
-      <w:hyperlink w:history="1" r:id="rId_i_mmuut0wri05i8vqlkg">
+      <w:hyperlink w:history="1" r:id="rIdaxkwhtcjrsi4ewzakngqr">
         <w:r>
           <w:rPr>
             <w:b/>
@@ -201,7 +201,7 @@
       <w:pPr>
         <w:spacing w:after="200"/>
       </w:pPr>
-      <w:hyperlink w:history="1" r:id="rIdhrenupiojtej8qv02xncx">
+      <w:hyperlink w:history="1" r:id="rIdkpl4mn-pualhds1fkwezc">
         <w:r>
           <w:rPr>
             <w:b/>
@@ -234,7 +234,7 @@
       <w:pPr>
         <w:spacing w:after="200"/>
       </w:pPr>
-      <w:hyperlink w:history="1" r:id="rId5oce4qhca9dslzkmiku8r">
+      <w:hyperlink w:history="1" r:id="rIdlnx-2xsejxx2ssuztmx3y">
         <w:r>
           <w:rPr>
             <w:b/>
@@ -289,7 +289,7 @@
       <w:pPr>
         <w:spacing w:after="200"/>
       </w:pPr>
-      <w:hyperlink w:history="1" r:id="rIdp1zsowzmlwa4h9lhdgazp">
+      <w:hyperlink w:history="1" r:id="rIdsoinvaqlcjbq1fnoponil">
         <w:r>
           <w:rPr>
             <w:b/>
@@ -322,7 +322,7 @@
       <w:pPr>
         <w:spacing w:after="200"/>
       </w:pPr>
-      <w:hyperlink w:history="1" r:id="rIdrjufzvj2vd8qw_yc8aius">
+      <w:hyperlink w:history="1" r:id="rIdocjslf0gfjglrsuuk5j4k">
         <w:r>
           <w:rPr>
             <w:b/>
@@ -355,7 +355,7 @@
       <w:pPr>
         <w:spacing w:after="200"/>
       </w:pPr>
-      <w:hyperlink w:history="1" r:id="rIdf-s0ii9czulvegksmsgdt">
+      <w:hyperlink w:history="1" r:id="rIds8xyqjlb5smfse4klaump">
         <w:r>
           <w:rPr>
             <w:b/>
@@ -388,7 +388,7 @@
       <w:pPr>
         <w:spacing w:after="200"/>
       </w:pPr>
-      <w:hyperlink w:history="1" r:id="rId1c1djh7jtf7c50j5hcnyd">
+      <w:hyperlink w:history="1" r:id="rIdqbipizhtljsmiwrsmeqcd">
         <w:r>
           <w:rPr>
             <w:b/>
@@ -421,7 +421,7 @@
       <w:pPr>
         <w:spacing w:after="200"/>
       </w:pPr>
-      <w:hyperlink w:history="1" r:id="rIdlx4t_n01-pi7vs8r5fv0z">
+      <w:hyperlink w:history="1" r:id="rIdt9sf49myfefutner4hohl">
         <w:r>
           <w:rPr>
             <w:b/>
@@ -454,7 +454,7 @@
       <w:pPr>
         <w:spacing w:after="200"/>
       </w:pPr>
-      <w:hyperlink w:history="1" r:id="rIdj4oqulyzf1jlm6rdjqfvs">
+      <w:hyperlink w:history="1" r:id="rIdsa_evrinxt38sgj1bve27">
         <w:r>
           <w:rPr>
             <w:b/>
@@ -487,7 +487,7 @@
       <w:pPr>
         <w:spacing w:after="200"/>
       </w:pPr>
-      <w:hyperlink w:history="1" r:id="rIdqi15lfsm97-2lsxf7r4qn">
+      <w:hyperlink w:history="1" r:id="rIdt8azjfdof5yfajnx3kzvd">
         <w:r>
           <w:rPr>
             <w:b/>
@@ -520,7 +520,7 @@
       <w:pPr>
         <w:spacing w:after="200"/>
       </w:pPr>
-      <w:hyperlink w:history="1" r:id="rId-0vtf_b1kheliuevd92_b">
+      <w:hyperlink w:history="1" r:id="rId2fhvzlsev5zcjgqm59pli">
         <w:r>
           <w:rPr>
             <w:b/>
@@ -553,7 +553,7 @@
       <w:pPr>
         <w:spacing w:after="200"/>
       </w:pPr>
-      <w:hyperlink w:history="1" r:id="rIdcleoqjhlikp5gikb8-sr4">
+      <w:hyperlink w:history="1" r:id="rIdgbn8b51jmqlf3zlcbzfef">
         <w:r>
           <w:rPr>
             <w:b/>
@@ -586,7 +586,7 @@
       <w:pPr>
         <w:spacing w:after="200"/>
       </w:pPr>
-      <w:hyperlink w:history="1" r:id="rIdc5gt6z2si4f69-2gsrlnk">
+      <w:hyperlink w:history="1" r:id="rIdbtgcxp_7cduuylqnet6hh">
         <w:r>
           <w:rPr>
             <w:b/>
@@ -619,7 +619,7 @@
       <w:pPr>
         <w:spacing w:after="200"/>
       </w:pPr>
-      <w:hyperlink w:history="1" r:id="rIdot6lpiwnbktg6omloe8xd">
+      <w:hyperlink w:history="1" r:id="rIdhws06bqjeqvomien384wq">
         <w:r>
           <w:rPr>
             <w:b/>
@@ -652,7 +652,7 @@
       <w:pPr>
         <w:spacing w:after="200"/>
       </w:pPr>
-      <w:hyperlink w:history="1" r:id="rIdlh_tplisurvp3bwapruiw">
+      <w:hyperlink w:history="1" r:id="rIdcguig-uy1ak10fq5sqfuh">
         <w:r>
           <w:rPr>
             <w:b/>
@@ -685,7 +685,7 @@
       <w:pPr>
         <w:spacing w:after="200"/>
       </w:pPr>
-      <w:hyperlink w:history="1" r:id="rIdk6jntxtsthye-akmema-x">
+      <w:hyperlink w:history="1" r:id="rId-innzonjzicgz42kue631">
         <w:r>
           <w:rPr>
             <w:b/>

--- a/The Dolphins' View of History/chapters/Further Reading - For Humans.docx
+++ b/The Dolphins' View of History/chapters/Further Reading - For Humans.docx
@@ -36,7 +36,7 @@
       <w:pPr>
         <w:spacing w:after="200"/>
       </w:pPr>
-      <w:hyperlink w:history="1" r:id="rIdzoqdcrvmqawawsfcjvrci">
+      <w:hyperlink w:history="1" r:id="rIdyzzare7jz4fu2p8kux7ed">
         <w:r>
           <w:rPr>
             <w:b/>
@@ -69,7 +69,7 @@
       <w:pPr>
         <w:spacing w:after="200"/>
       </w:pPr>
-      <w:hyperlink w:history="1" r:id="rIdh_l52aha28ksietpfxdjo">
+      <w:hyperlink w:history="1" r:id="rIdfzzdnn4kc9d-cleb8gl4n">
         <w:r>
           <w:rPr>
             <w:b/>
@@ -102,7 +102,7 @@
       <w:pPr>
         <w:spacing w:after="200"/>
       </w:pPr>
-      <w:hyperlink w:history="1" r:id="rIdz0qvgyxeuffvfcvuipjab">
+      <w:hyperlink w:history="1" r:id="rId70vfoh8g8pm4g8dajuuto">
         <w:r>
           <w:rPr>
             <w:b/>
@@ -135,7 +135,7 @@
       <w:pPr>
         <w:spacing w:after="200"/>
       </w:pPr>
-      <w:hyperlink w:history="1" r:id="rIdgda9sah5b0fkk6pc27sqp">
+      <w:hyperlink w:history="1" r:id="rIdxbjma8ollqwtxy_q96ltz">
         <w:r>
           <w:rPr>
             <w:b/>
@@ -168,7 +168,7 @@
       <w:pPr>
         <w:spacing w:after="200"/>
       </w:pPr>
-      <w:hyperlink w:history="1" r:id="rId0uzzhey9huzicadjtq6p1">
+      <w:hyperlink w:history="1" r:id="rIdaxkwhtcjrsi4ewzakngqr">
         <w:r>
           <w:rPr>
             <w:b/>
@@ -201,7 +201,7 @@
       <w:pPr>
         <w:spacing w:after="200"/>
       </w:pPr>
-      <w:hyperlink w:history="1" r:id="rId6wcigu6ck6vxutfmtyl-3">
+      <w:hyperlink w:history="1" r:id="rIdkpl4mn-pualhds1fkwezc">
         <w:r>
           <w:rPr>
             <w:b/>
@@ -234,7 +234,7 @@
       <w:pPr>
         <w:spacing w:after="200"/>
       </w:pPr>
-      <w:hyperlink w:history="1" r:id="rId7vz6fbqukwbyyszzqnqo5">
+      <w:hyperlink w:history="1" r:id="rIdlnx-2xsejxx2ssuztmx3y">
         <w:r>
           <w:rPr>
             <w:b/>
@@ -289,7 +289,7 @@
       <w:pPr>
         <w:spacing w:after="200"/>
       </w:pPr>
-      <w:hyperlink w:history="1" r:id="rIdu5asconcqrnexsu0nr8bo">
+      <w:hyperlink w:history="1" r:id="rIdsoinvaqlcjbq1fnoponil">
         <w:r>
           <w:rPr>
             <w:b/>
@@ -322,7 +322,7 @@
       <w:pPr>
         <w:spacing w:after="200"/>
       </w:pPr>
-      <w:hyperlink w:history="1" r:id="rIdn0w3m2sjvrtgbhjjkton2">
+      <w:hyperlink w:history="1" r:id="rIdocjslf0gfjglrsuuk5j4k">
         <w:r>
           <w:rPr>
             <w:b/>
@@ -355,7 +355,7 @@
       <w:pPr>
         <w:spacing w:after="200"/>
       </w:pPr>
-      <w:hyperlink w:history="1" r:id="rIdzsqsalo2wrwnsx1d3drob">
+      <w:hyperlink w:history="1" r:id="rIds8xyqjlb5smfse4klaump">
         <w:r>
           <w:rPr>
             <w:b/>
@@ -388,7 +388,7 @@
       <w:pPr>
         <w:spacing w:after="200"/>
       </w:pPr>
-      <w:hyperlink w:history="1" r:id="rIdruipkngurihlt7k9plbyp">
+      <w:hyperlink w:history="1" r:id="rIdqbipizhtljsmiwrsmeqcd">
         <w:r>
           <w:rPr>
             <w:b/>
@@ -421,7 +421,7 @@
       <w:pPr>
         <w:spacing w:after="200"/>
       </w:pPr>
-      <w:hyperlink w:history="1" r:id="rIdqxjliyfguoqlbmtsxadkc">
+      <w:hyperlink w:history="1" r:id="rIdt9sf49myfefutner4hohl">
         <w:r>
           <w:rPr>
             <w:b/>
@@ -454,7 +454,7 @@
       <w:pPr>
         <w:spacing w:after="200"/>
       </w:pPr>
-      <w:hyperlink w:history="1" r:id="rIdefjabxz5jycoohbhx3arj">
+      <w:hyperlink w:history="1" r:id="rIdsa_evrinxt38sgj1bve27">
         <w:r>
           <w:rPr>
             <w:b/>
@@ -487,7 +487,7 @@
       <w:pPr>
         <w:spacing w:after="200"/>
       </w:pPr>
-      <w:hyperlink w:history="1" r:id="rIdi3mtw-ez2vvkek8zsgqhh">
+      <w:hyperlink w:history="1" r:id="rIdt8azjfdof5yfajnx3kzvd">
         <w:r>
           <w:rPr>
             <w:b/>
@@ -520,7 +520,7 @@
       <w:pPr>
         <w:spacing w:after="200"/>
       </w:pPr>
-      <w:hyperlink w:history="1" r:id="rIdkk_iq0k9ntivfsgtxcvbi">
+      <w:hyperlink w:history="1" r:id="rId2fhvzlsev5zcjgqm59pli">
         <w:r>
           <w:rPr>
             <w:b/>
@@ -553,7 +553,7 @@
       <w:pPr>
         <w:spacing w:after="200"/>
       </w:pPr>
-      <w:hyperlink w:history="1" r:id="rIduakqc24w3ztcwocaqotoa">
+      <w:hyperlink w:history="1" r:id="rIdgbn8b51jmqlf3zlcbzfef">
         <w:r>
           <w:rPr>
             <w:b/>
@@ -586,7 +586,7 @@
       <w:pPr>
         <w:spacing w:after="200"/>
       </w:pPr>
-      <w:hyperlink w:history="1" r:id="rIdcjy5b1ssvj2aqrgwabtv_">
+      <w:hyperlink w:history="1" r:id="rIdbtgcxp_7cduuylqnet6hh">
         <w:r>
           <w:rPr>
             <w:b/>
@@ -619,7 +619,7 @@
       <w:pPr>
         <w:spacing w:after="200"/>
       </w:pPr>
-      <w:hyperlink w:history="1" r:id="rId7zm7brnzrfekfh57myri6">
+      <w:hyperlink w:history="1" r:id="rIdhws06bqjeqvomien384wq">
         <w:r>
           <w:rPr>
             <w:b/>
@@ -652,7 +652,7 @@
       <w:pPr>
         <w:spacing w:after="200"/>
       </w:pPr>
-      <w:hyperlink w:history="1" r:id="rIduesad8gp4wj8gy12vzxpw">
+      <w:hyperlink w:history="1" r:id="rIdcguig-uy1ak10fq5sqfuh">
         <w:r>
           <w:rPr>
             <w:b/>
@@ -685,7 +685,7 @@
       <w:pPr>
         <w:spacing w:after="200"/>
       </w:pPr>
-      <w:hyperlink w:history="1" r:id="rIdjsxav31fdwrmksb5rzsgv">
+      <w:hyperlink w:history="1" r:id="rId-innzonjzicgz42kue631">
         <w:r>
           <w:rPr>
             <w:b/>

--- a/The Dolphins' View of History/chapters/Further Reading - For Humans.docx
+++ b/The Dolphins' View of History/chapters/Further Reading - For Humans.docx
@@ -36,7 +36,7 @@
       <w:pPr>
         <w:spacing w:after="200"/>
       </w:pPr>
-      <w:hyperlink w:history="1" r:id="rIdyzzare7jz4fu2p8kux7ed">
+      <w:hyperlink w:history="1" r:id="rIdr3_cokdikkqz7t7tdj7u0">
         <w:r>
           <w:rPr>
             <w:b/>
@@ -69,7 +69,7 @@
       <w:pPr>
         <w:spacing w:after="200"/>
       </w:pPr>
-      <w:hyperlink w:history="1" r:id="rIdfzzdnn4kc9d-cleb8gl4n">
+      <w:hyperlink w:history="1" r:id="rIdzbgvhcqkaesrpy9v2hxig">
         <w:r>
           <w:rPr>
             <w:b/>
@@ -102,7 +102,7 @@
       <w:pPr>
         <w:spacing w:after="200"/>
       </w:pPr>
-      <w:hyperlink w:history="1" r:id="rId70vfoh8g8pm4g8dajuuto">
+      <w:hyperlink w:history="1" r:id="rIdempylrhjv2ehmlcgp7all">
         <w:r>
           <w:rPr>
             <w:b/>
@@ -135,7 +135,7 @@
       <w:pPr>
         <w:spacing w:after="200"/>
       </w:pPr>
-      <w:hyperlink w:history="1" r:id="rIdxbjma8ollqwtxy_q96ltz">
+      <w:hyperlink w:history="1" r:id="rIdeyvfoqohx4iakuv7f0h-5">
         <w:r>
           <w:rPr>
             <w:b/>
@@ -168,7 +168,7 @@
       <w:pPr>
         <w:spacing w:after="200"/>
       </w:pPr>
-      <w:hyperlink w:history="1" r:id="rIdaxkwhtcjrsi4ewzakngqr">
+      <w:hyperlink w:history="1" r:id="rIdpexmnt5t9akray0l_z9o8">
         <w:r>
           <w:rPr>
             <w:b/>
@@ -201,7 +201,7 @@
       <w:pPr>
         <w:spacing w:after="200"/>
       </w:pPr>
-      <w:hyperlink w:history="1" r:id="rIdkpl4mn-pualhds1fkwezc">
+      <w:hyperlink w:history="1" r:id="rIdnon4jck2fvvefkuihmzno">
         <w:r>
           <w:rPr>
             <w:b/>
@@ -234,7 +234,7 @@
       <w:pPr>
         <w:spacing w:after="200"/>
       </w:pPr>
-      <w:hyperlink w:history="1" r:id="rIdlnx-2xsejxx2ssuztmx3y">
+      <w:hyperlink w:history="1" r:id="rIdop0m53xn1irwlhjnxacnw">
         <w:r>
           <w:rPr>
             <w:b/>
@@ -289,7 +289,7 @@
       <w:pPr>
         <w:spacing w:after="200"/>
       </w:pPr>
-      <w:hyperlink w:history="1" r:id="rIdsoinvaqlcjbq1fnoponil">
+      <w:hyperlink w:history="1" r:id="rId6wkzlidzm22omsls2n3qd">
         <w:r>
           <w:rPr>
             <w:b/>
@@ -322,7 +322,7 @@
       <w:pPr>
         <w:spacing w:after="200"/>
       </w:pPr>
-      <w:hyperlink w:history="1" r:id="rIdocjslf0gfjglrsuuk5j4k">
+      <w:hyperlink w:history="1" r:id="rIdjgvvjvtm4yfl1inkjzdnw">
         <w:r>
           <w:rPr>
             <w:b/>
@@ -355,7 +355,7 @@
       <w:pPr>
         <w:spacing w:after="200"/>
       </w:pPr>
-      <w:hyperlink w:history="1" r:id="rIds8xyqjlb5smfse4klaump">
+      <w:hyperlink w:history="1" r:id="rIdpmyc-bk1i3_wdqzua26k6">
         <w:r>
           <w:rPr>
             <w:b/>
@@ -388,7 +388,7 @@
       <w:pPr>
         <w:spacing w:after="200"/>
       </w:pPr>
-      <w:hyperlink w:history="1" r:id="rIdqbipizhtljsmiwrsmeqcd">
+      <w:hyperlink w:history="1" r:id="rIdqhmebc69b65tgqxn0vmw4">
         <w:r>
           <w:rPr>
             <w:b/>
@@ -421,7 +421,7 @@
       <w:pPr>
         <w:spacing w:after="200"/>
       </w:pPr>
-      <w:hyperlink w:history="1" r:id="rIdt9sf49myfefutner4hohl">
+      <w:hyperlink w:history="1" r:id="rIdqjpcyoryiulfdruz4k8zq">
         <w:r>
           <w:rPr>
             <w:b/>
@@ -454,7 +454,7 @@
       <w:pPr>
         <w:spacing w:after="200"/>
       </w:pPr>
-      <w:hyperlink w:history="1" r:id="rIdsa_evrinxt38sgj1bve27">
+      <w:hyperlink w:history="1" r:id="rIds0c3ghqluias7y5mjeh0w">
         <w:r>
           <w:rPr>
             <w:b/>
@@ -487,7 +487,7 @@
       <w:pPr>
         <w:spacing w:after="200"/>
       </w:pPr>
-      <w:hyperlink w:history="1" r:id="rIdt8azjfdof5yfajnx3kzvd">
+      <w:hyperlink w:history="1" r:id="rIdjwj3kjaoqgw509gcaokr4">
         <w:r>
           <w:rPr>
             <w:b/>
@@ -520,7 +520,7 @@
       <w:pPr>
         <w:spacing w:after="200"/>
       </w:pPr>
-      <w:hyperlink w:history="1" r:id="rId2fhvzlsev5zcjgqm59pli">
+      <w:hyperlink w:history="1" r:id="rId-siwpkeug5a77eot8fevx">
         <w:r>
           <w:rPr>
             <w:b/>
@@ -553,7 +553,7 @@
       <w:pPr>
         <w:spacing w:after="200"/>
       </w:pPr>
-      <w:hyperlink w:history="1" r:id="rIdgbn8b51jmqlf3zlcbzfef">
+      <w:hyperlink w:history="1" r:id="rIdvmf4884jeyfzkcxmbrutx">
         <w:r>
           <w:rPr>
             <w:b/>
@@ -586,7 +586,7 @@
       <w:pPr>
         <w:spacing w:after="200"/>
       </w:pPr>
-      <w:hyperlink w:history="1" r:id="rIdbtgcxp_7cduuylqnet6hh">
+      <w:hyperlink w:history="1" r:id="rIdzoqkdyhakdcwgreqswszn">
         <w:r>
           <w:rPr>
             <w:b/>
@@ -619,7 +619,7 @@
       <w:pPr>
         <w:spacing w:after="200"/>
       </w:pPr>
-      <w:hyperlink w:history="1" r:id="rIdhws06bqjeqvomien384wq">
+      <w:hyperlink w:history="1" r:id="rIdairvk61jjwmwhq_fbfw2h">
         <w:r>
           <w:rPr>
             <w:b/>
@@ -652,7 +652,7 @@
       <w:pPr>
         <w:spacing w:after="200"/>
       </w:pPr>
-      <w:hyperlink w:history="1" r:id="rIdcguig-uy1ak10fq5sqfuh">
+      <w:hyperlink w:history="1" r:id="rIdbpck7qo7r-jkvevbel_hh">
         <w:r>
           <w:rPr>
             <w:b/>
@@ -685,7 +685,7 @@
       <w:pPr>
         <w:spacing w:after="200"/>
       </w:pPr>
-      <w:hyperlink w:history="1" r:id="rId-innzonjzicgz42kue631">
+      <w:hyperlink w:history="1" r:id="rId4fjpczk707ignnlgaovyx">
         <w:r>
           <w:rPr>
             <w:b/>

--- a/The Dolphins' View of History/chapters/Further Reading - For Humans.docx
+++ b/The Dolphins' View of History/chapters/Further Reading - For Humans.docx
@@ -36,7 +36,7 @@
       <w:pPr>
         <w:spacing w:after="200"/>
       </w:pPr>
-      <w:hyperlink w:history="1" r:id="rIdr3_cokdikkqz7t7tdj7u0">
+      <w:hyperlink w:history="1" r:id="rId9xwmfdt2rlzmbq113hfoj">
         <w:r>
           <w:rPr>
             <w:b/>
@@ -69,7 +69,7 @@
       <w:pPr>
         <w:spacing w:after="200"/>
       </w:pPr>
-      <w:hyperlink w:history="1" r:id="rIdzbgvhcqkaesrpy9v2hxig">
+      <w:hyperlink w:history="1" r:id="rIdtxc-xiytp2w0mir_fenbn">
         <w:r>
           <w:rPr>
             <w:b/>
@@ -102,7 +102,7 @@
       <w:pPr>
         <w:spacing w:after="200"/>
       </w:pPr>
-      <w:hyperlink w:history="1" r:id="rIdempylrhjv2ehmlcgp7all">
+      <w:hyperlink w:history="1" r:id="rIdceg5dxiyewe1y0pgq6h80">
         <w:r>
           <w:rPr>
             <w:b/>
@@ -135,7 +135,7 @@
       <w:pPr>
         <w:spacing w:after="200"/>
       </w:pPr>
-      <w:hyperlink w:history="1" r:id="rIdeyvfoqohx4iakuv7f0h-5">
+      <w:hyperlink w:history="1" r:id="rIdfs_62vnsaoz5crrp0jjik">
         <w:r>
           <w:rPr>
             <w:b/>
@@ -168,7 +168,7 @@
       <w:pPr>
         <w:spacing w:after="200"/>
       </w:pPr>
-      <w:hyperlink w:history="1" r:id="rIdpexmnt5t9akray0l_z9o8">
+      <w:hyperlink w:history="1" r:id="rIdapg8chuhiqj7avpjykj6f">
         <w:r>
           <w:rPr>
             <w:b/>
@@ -201,7 +201,7 @@
       <w:pPr>
         <w:spacing w:after="200"/>
       </w:pPr>
-      <w:hyperlink w:history="1" r:id="rIdnon4jck2fvvefkuihmzno">
+      <w:hyperlink w:history="1" r:id="rIdjy1bez3j3dywljcn_w2vz">
         <w:r>
           <w:rPr>
             <w:b/>
@@ -234,7 +234,7 @@
       <w:pPr>
         <w:spacing w:after="200"/>
       </w:pPr>
-      <w:hyperlink w:history="1" r:id="rIdop0m53xn1irwlhjnxacnw">
+      <w:hyperlink w:history="1" r:id="rIdnwq9lrls3wtmvojjjfmm0">
         <w:r>
           <w:rPr>
             <w:b/>
@@ -289,7 +289,7 @@
       <w:pPr>
         <w:spacing w:after="200"/>
       </w:pPr>
-      <w:hyperlink w:history="1" r:id="rId6wkzlidzm22omsls2n3qd">
+      <w:hyperlink w:history="1" r:id="rIdsctvjgwwnc29vmn7inbs4">
         <w:r>
           <w:rPr>
             <w:b/>
@@ -322,7 +322,7 @@
       <w:pPr>
         <w:spacing w:after="200"/>
       </w:pPr>
-      <w:hyperlink w:history="1" r:id="rIdjgvvjvtm4yfl1inkjzdnw">
+      <w:hyperlink w:history="1" r:id="rId5azhszxnapq5aizdlvjr3">
         <w:r>
           <w:rPr>
             <w:b/>
@@ -355,7 +355,7 @@
       <w:pPr>
         <w:spacing w:after="200"/>
       </w:pPr>
-      <w:hyperlink w:history="1" r:id="rIdpmyc-bk1i3_wdqzua26k6">
+      <w:hyperlink w:history="1" r:id="rIddrxjb9sw1qcsnppptlvnq">
         <w:r>
           <w:rPr>
             <w:b/>
@@ -388,7 +388,7 @@
       <w:pPr>
         <w:spacing w:after="200"/>
       </w:pPr>
-      <w:hyperlink w:history="1" r:id="rIdqhmebc69b65tgqxn0vmw4">
+      <w:hyperlink w:history="1" r:id="rIdiobbf3j-60_llwlhhj6yp">
         <w:r>
           <w:rPr>
             <w:b/>
@@ -421,7 +421,7 @@
       <w:pPr>
         <w:spacing w:after="200"/>
       </w:pPr>
-      <w:hyperlink w:history="1" r:id="rIdqjpcyoryiulfdruz4k8zq">
+      <w:hyperlink w:history="1" r:id="rIdghzo_72eygi341emcfq1b">
         <w:r>
           <w:rPr>
             <w:b/>
@@ -454,7 +454,7 @@
       <w:pPr>
         <w:spacing w:after="200"/>
       </w:pPr>
-      <w:hyperlink w:history="1" r:id="rIds0c3ghqluias7y5mjeh0w">
+      <w:hyperlink w:history="1" r:id="rIdmtt5sztuqt0vb2nvqvsdb">
         <w:r>
           <w:rPr>
             <w:b/>
@@ -487,7 +487,7 @@
       <w:pPr>
         <w:spacing w:after="200"/>
       </w:pPr>
-      <w:hyperlink w:history="1" r:id="rIdjwj3kjaoqgw509gcaokr4">
+      <w:hyperlink w:history="1" r:id="rId9swbpgfecqbedhlqvgar0">
         <w:r>
           <w:rPr>
             <w:b/>
@@ -520,7 +520,7 @@
       <w:pPr>
         <w:spacing w:after="200"/>
       </w:pPr>
-      <w:hyperlink w:history="1" r:id="rId-siwpkeug5a77eot8fevx">
+      <w:hyperlink w:history="1" r:id="rId8enqpaa1dos_kgpjqzb-f">
         <w:r>
           <w:rPr>
             <w:b/>
@@ -553,7 +553,7 @@
       <w:pPr>
         <w:spacing w:after="200"/>
       </w:pPr>
-      <w:hyperlink w:history="1" r:id="rIdvmf4884jeyfzkcxmbrutx">
+      <w:hyperlink w:history="1" r:id="rId6nzcuzmi9gabrxfi99_fl">
         <w:r>
           <w:rPr>
             <w:b/>
@@ -586,7 +586,7 @@
       <w:pPr>
         <w:spacing w:after="200"/>
       </w:pPr>
-      <w:hyperlink w:history="1" r:id="rIdzoqkdyhakdcwgreqswszn">
+      <w:hyperlink w:history="1" r:id="rIdfywfp11ymhdenw8jnkwre">
         <w:r>
           <w:rPr>
             <w:b/>
@@ -619,7 +619,7 @@
       <w:pPr>
         <w:spacing w:after="200"/>
       </w:pPr>
-      <w:hyperlink w:history="1" r:id="rIdairvk61jjwmwhq_fbfw2h">
+      <w:hyperlink w:history="1" r:id="rId0qxgdqrstbj1aettuqzsb">
         <w:r>
           <w:rPr>
             <w:b/>
@@ -652,7 +652,7 @@
       <w:pPr>
         <w:spacing w:after="200"/>
       </w:pPr>
-      <w:hyperlink w:history="1" r:id="rIdbpck7qo7r-jkvevbel_hh">
+      <w:hyperlink w:history="1" r:id="rIdxrvg7fjll46a56xnf7djm">
         <w:r>
           <w:rPr>
             <w:b/>
@@ -685,7 +685,7 @@
       <w:pPr>
         <w:spacing w:after="200"/>
       </w:pPr>
-      <w:hyperlink w:history="1" r:id="rId4fjpczk707ignnlgaovyx">
+      <w:hyperlink w:history="1" r:id="rIdnw8avv4nnyvkdmhan2mp2">
         <w:r>
           <w:rPr>
             <w:b/>

--- a/The Dolphins' View of History/chapters/Further Reading - For Humans.docx
+++ b/The Dolphins' View of History/chapters/Further Reading - For Humans.docx
@@ -36,7 +36,7 @@
       <w:pPr>
         <w:spacing w:after="200"/>
       </w:pPr>
-      <w:hyperlink w:history="1" r:id="rIdyzzare7jz4fu2p8kux7ed">
+      <w:hyperlink w:history="1" r:id="rId9xwmfdt2rlzmbq113hfoj">
         <w:r>
           <w:rPr>
             <w:b/>
@@ -69,7 +69,7 @@
       <w:pPr>
         <w:spacing w:after="200"/>
       </w:pPr>
-      <w:hyperlink w:history="1" r:id="rIdfzzdnn4kc9d-cleb8gl4n">
+      <w:hyperlink w:history="1" r:id="rIdtxc-xiytp2w0mir_fenbn">
         <w:r>
           <w:rPr>
             <w:b/>
@@ -102,7 +102,7 @@
       <w:pPr>
         <w:spacing w:after="200"/>
       </w:pPr>
-      <w:hyperlink w:history="1" r:id="rId70vfoh8g8pm4g8dajuuto">
+      <w:hyperlink w:history="1" r:id="rIdceg5dxiyewe1y0pgq6h80">
         <w:r>
           <w:rPr>
             <w:b/>
@@ -135,7 +135,7 @@
       <w:pPr>
         <w:spacing w:after="200"/>
       </w:pPr>
-      <w:hyperlink w:history="1" r:id="rIdxbjma8ollqwtxy_q96ltz">
+      <w:hyperlink w:history="1" r:id="rIdfs_62vnsaoz5crrp0jjik">
         <w:r>
           <w:rPr>
             <w:b/>
@@ -168,7 +168,7 @@
       <w:pPr>
         <w:spacing w:after="200"/>
       </w:pPr>
-      <w:hyperlink w:history="1" r:id="rIdaxkwhtcjrsi4ewzakngqr">
+      <w:hyperlink w:history="1" r:id="rIdapg8chuhiqj7avpjykj6f">
         <w:r>
           <w:rPr>
             <w:b/>
@@ -201,7 +201,7 @@
       <w:pPr>
         <w:spacing w:after="200"/>
       </w:pPr>
-      <w:hyperlink w:history="1" r:id="rIdkpl4mn-pualhds1fkwezc">
+      <w:hyperlink w:history="1" r:id="rIdjy1bez3j3dywljcn_w2vz">
         <w:r>
           <w:rPr>
             <w:b/>
@@ -234,7 +234,7 @@
       <w:pPr>
         <w:spacing w:after="200"/>
       </w:pPr>
-      <w:hyperlink w:history="1" r:id="rIdlnx-2xsejxx2ssuztmx3y">
+      <w:hyperlink w:history="1" r:id="rIdnwq9lrls3wtmvojjjfmm0">
         <w:r>
           <w:rPr>
             <w:b/>
@@ -289,7 +289,7 @@
       <w:pPr>
         <w:spacing w:after="200"/>
       </w:pPr>
-      <w:hyperlink w:history="1" r:id="rIdsoinvaqlcjbq1fnoponil">
+      <w:hyperlink w:history="1" r:id="rIdsctvjgwwnc29vmn7inbs4">
         <w:r>
           <w:rPr>
             <w:b/>
@@ -322,7 +322,7 @@
       <w:pPr>
         <w:spacing w:after="200"/>
       </w:pPr>
-      <w:hyperlink w:history="1" r:id="rIdocjslf0gfjglrsuuk5j4k">
+      <w:hyperlink w:history="1" r:id="rId5azhszxnapq5aizdlvjr3">
         <w:r>
           <w:rPr>
             <w:b/>
@@ -355,7 +355,7 @@
       <w:pPr>
         <w:spacing w:after="200"/>
       </w:pPr>
-      <w:hyperlink w:history="1" r:id="rIds8xyqjlb5smfse4klaump">
+      <w:hyperlink w:history="1" r:id="rIddrxjb9sw1qcsnppptlvnq">
         <w:r>
           <w:rPr>
             <w:b/>
@@ -388,7 +388,7 @@
       <w:pPr>
         <w:spacing w:after="200"/>
       </w:pPr>
-      <w:hyperlink w:history="1" r:id="rIdqbipizhtljsmiwrsmeqcd">
+      <w:hyperlink w:history="1" r:id="rIdiobbf3j-60_llwlhhj6yp">
         <w:r>
           <w:rPr>
             <w:b/>
@@ -421,7 +421,7 @@
       <w:pPr>
         <w:spacing w:after="200"/>
       </w:pPr>
-      <w:hyperlink w:history="1" r:id="rIdt9sf49myfefutner4hohl">
+      <w:hyperlink w:history="1" r:id="rIdghzo_72eygi341emcfq1b">
         <w:r>
           <w:rPr>
             <w:b/>
@@ -454,7 +454,7 @@
       <w:pPr>
         <w:spacing w:after="200"/>
       </w:pPr>
-      <w:hyperlink w:history="1" r:id="rIdsa_evrinxt38sgj1bve27">
+      <w:hyperlink w:history="1" r:id="rIdmtt5sztuqt0vb2nvqvsdb">
         <w:r>
           <w:rPr>
             <w:b/>
@@ -487,7 +487,7 @@
       <w:pPr>
         <w:spacing w:after="200"/>
       </w:pPr>
-      <w:hyperlink w:history="1" r:id="rIdt8azjfdof5yfajnx3kzvd">
+      <w:hyperlink w:history="1" r:id="rId9swbpgfecqbedhlqvgar0">
         <w:r>
           <w:rPr>
             <w:b/>
@@ -520,7 +520,7 @@
       <w:pPr>
         <w:spacing w:after="200"/>
       </w:pPr>
-      <w:hyperlink w:history="1" r:id="rId2fhvzlsev5zcjgqm59pli">
+      <w:hyperlink w:history="1" r:id="rId8enqpaa1dos_kgpjqzb-f">
         <w:r>
           <w:rPr>
             <w:b/>
@@ -553,7 +553,7 @@
       <w:pPr>
         <w:spacing w:after="200"/>
       </w:pPr>
-      <w:hyperlink w:history="1" r:id="rIdgbn8b51jmqlf3zlcbzfef">
+      <w:hyperlink w:history="1" r:id="rId6nzcuzmi9gabrxfi99_fl">
         <w:r>
           <w:rPr>
             <w:b/>
@@ -586,7 +586,7 @@
       <w:pPr>
         <w:spacing w:after="200"/>
       </w:pPr>
-      <w:hyperlink w:history="1" r:id="rIdbtgcxp_7cduuylqnet6hh">
+      <w:hyperlink w:history="1" r:id="rIdfywfp11ymhdenw8jnkwre">
         <w:r>
           <w:rPr>
             <w:b/>
@@ -619,7 +619,7 @@
       <w:pPr>
         <w:spacing w:after="200"/>
       </w:pPr>
-      <w:hyperlink w:history="1" r:id="rIdhws06bqjeqvomien384wq">
+      <w:hyperlink w:history="1" r:id="rId0qxgdqrstbj1aettuqzsb">
         <w:r>
           <w:rPr>
             <w:b/>
@@ -652,7 +652,7 @@
       <w:pPr>
         <w:spacing w:after="200"/>
       </w:pPr>
-      <w:hyperlink w:history="1" r:id="rIdcguig-uy1ak10fq5sqfuh">
+      <w:hyperlink w:history="1" r:id="rIdxrvg7fjll46a56xnf7djm">
         <w:r>
           <w:rPr>
             <w:b/>
@@ -685,7 +685,7 @@
       <w:pPr>
         <w:spacing w:after="200"/>
       </w:pPr>
-      <w:hyperlink w:history="1" r:id="rId-innzonjzicgz42kue631">
+      <w:hyperlink w:history="1" r:id="rIdnw8avv4nnyvkdmhan2mp2">
         <w:r>
           <w:rPr>
             <w:b/>

--- a/The Dolphins' View of History/chapters/Further Reading - For Humans.docx
+++ b/The Dolphins' View of History/chapters/Further Reading - For Humans.docx
@@ -36,7 +36,7 @@
       <w:pPr>
         <w:spacing w:after="200"/>
       </w:pPr>
-      <w:hyperlink w:history="1" r:id="rId9xwmfdt2rlzmbq113hfoj">
+      <w:hyperlink w:history="1" r:id="rIdrr5vih5a5vum8pkabkkas">
         <w:r>
           <w:rPr>
             <w:b/>
@@ -69,7 +69,7 @@
       <w:pPr>
         <w:spacing w:after="200"/>
       </w:pPr>
-      <w:hyperlink w:history="1" r:id="rIdtxc-xiytp2w0mir_fenbn">
+      <w:hyperlink w:history="1" r:id="rIdlnntsijuda-ojq0wtiiv6">
         <w:r>
           <w:rPr>
             <w:b/>
@@ -102,7 +102,7 @@
       <w:pPr>
         <w:spacing w:after="200"/>
       </w:pPr>
-      <w:hyperlink w:history="1" r:id="rIdceg5dxiyewe1y0pgq6h80">
+      <w:hyperlink w:history="1" r:id="rIdt-x6ra2m7medkszayc6pw">
         <w:r>
           <w:rPr>
             <w:b/>
@@ -135,7 +135,7 @@
       <w:pPr>
         <w:spacing w:after="200"/>
       </w:pPr>
-      <w:hyperlink w:history="1" r:id="rIdfs_62vnsaoz5crrp0jjik">
+      <w:hyperlink w:history="1" r:id="rIdz3daaavh01jbpcceuu6_z">
         <w:r>
           <w:rPr>
             <w:b/>
@@ -168,7 +168,7 @@
       <w:pPr>
         <w:spacing w:after="200"/>
       </w:pPr>
-      <w:hyperlink w:history="1" r:id="rIdapg8chuhiqj7avpjykj6f">
+      <w:hyperlink w:history="1" r:id="rIdzmkaohkblvok_ye175a9z">
         <w:r>
           <w:rPr>
             <w:b/>
@@ -201,7 +201,7 @@
       <w:pPr>
         <w:spacing w:after="200"/>
       </w:pPr>
-      <w:hyperlink w:history="1" r:id="rIdjy1bez3j3dywljcn_w2vz">
+      <w:hyperlink w:history="1" r:id="rIdyzgtwehumex7cqk_q6umv">
         <w:r>
           <w:rPr>
             <w:b/>
@@ -234,7 +234,7 @@
       <w:pPr>
         <w:spacing w:after="200"/>
       </w:pPr>
-      <w:hyperlink w:history="1" r:id="rIdnwq9lrls3wtmvojjjfmm0">
+      <w:hyperlink w:history="1" r:id="rId-juufqeqfsdc4ti4slrly">
         <w:r>
           <w:rPr>
             <w:b/>
@@ -289,7 +289,7 @@
       <w:pPr>
         <w:spacing w:after="200"/>
       </w:pPr>
-      <w:hyperlink w:history="1" r:id="rIdsctvjgwwnc29vmn7inbs4">
+      <w:hyperlink w:history="1" r:id="rIdxtae8cc_wmvp-ybxv4bag">
         <w:r>
           <w:rPr>
             <w:b/>
@@ -322,7 +322,7 @@
       <w:pPr>
         <w:spacing w:after="200"/>
       </w:pPr>
-      <w:hyperlink w:history="1" r:id="rId5azhszxnapq5aizdlvjr3">
+      <w:hyperlink w:history="1" r:id="rIdmiov7c4lyopdqwiap1tmq">
         <w:r>
           <w:rPr>
             <w:b/>
@@ -355,7 +355,7 @@
       <w:pPr>
         <w:spacing w:after="200"/>
       </w:pPr>
-      <w:hyperlink w:history="1" r:id="rIddrxjb9sw1qcsnppptlvnq">
+      <w:hyperlink w:history="1" r:id="rIdstwyjl1wu9rkpmdvuh9fm">
         <w:r>
           <w:rPr>
             <w:b/>
@@ -388,7 +388,7 @@
       <w:pPr>
         <w:spacing w:after="200"/>
       </w:pPr>
-      <w:hyperlink w:history="1" r:id="rIdiobbf3j-60_llwlhhj6yp">
+      <w:hyperlink w:history="1" r:id="rIdmjeahms5pkjvtypidybby">
         <w:r>
           <w:rPr>
             <w:b/>
@@ -421,7 +421,7 @@
       <w:pPr>
         <w:spacing w:after="200"/>
       </w:pPr>
-      <w:hyperlink w:history="1" r:id="rIdghzo_72eygi341emcfq1b">
+      <w:hyperlink w:history="1" r:id="rIdldzgpwovjuhda7ou1lmnn">
         <w:r>
           <w:rPr>
             <w:b/>
@@ -454,7 +454,7 @@
       <w:pPr>
         <w:spacing w:after="200"/>
       </w:pPr>
-      <w:hyperlink w:history="1" r:id="rIdmtt5sztuqt0vb2nvqvsdb">
+      <w:hyperlink w:history="1" r:id="rIdd0grhqhu8npx16tj59k6n">
         <w:r>
           <w:rPr>
             <w:b/>
@@ -487,7 +487,7 @@
       <w:pPr>
         <w:spacing w:after="200"/>
       </w:pPr>
-      <w:hyperlink w:history="1" r:id="rId9swbpgfecqbedhlqvgar0">
+      <w:hyperlink w:history="1" r:id="rIdttxobd2wwba2qasukjkad">
         <w:r>
           <w:rPr>
             <w:b/>
@@ -520,7 +520,7 @@
       <w:pPr>
         <w:spacing w:after="200"/>
       </w:pPr>
-      <w:hyperlink w:history="1" r:id="rId8enqpaa1dos_kgpjqzb-f">
+      <w:hyperlink w:history="1" r:id="rIdpzkin3pbb692bhypw6wmh">
         <w:r>
           <w:rPr>
             <w:b/>
@@ -553,7 +553,7 @@
       <w:pPr>
         <w:spacing w:after="200"/>
       </w:pPr>
-      <w:hyperlink w:history="1" r:id="rId6nzcuzmi9gabrxfi99_fl">
+      <w:hyperlink w:history="1" r:id="rId5eydwisj8qvhnqtcd0rkl">
         <w:r>
           <w:rPr>
             <w:b/>
@@ -586,7 +586,7 @@
       <w:pPr>
         <w:spacing w:after="200"/>
       </w:pPr>
-      <w:hyperlink w:history="1" r:id="rIdfywfp11ymhdenw8jnkwre">
+      <w:hyperlink w:history="1" r:id="rIdhan68ar-enmkhk5s8vblo">
         <w:r>
           <w:rPr>
             <w:b/>
@@ -619,7 +619,7 @@
       <w:pPr>
         <w:spacing w:after="200"/>
       </w:pPr>
-      <w:hyperlink w:history="1" r:id="rId0qxgdqrstbj1aettuqzsb">
+      <w:hyperlink w:history="1" r:id="rIdhvploebl4ns7xszv7myx3">
         <w:r>
           <w:rPr>
             <w:b/>
@@ -652,7 +652,7 @@
       <w:pPr>
         <w:spacing w:after="200"/>
       </w:pPr>
-      <w:hyperlink w:history="1" r:id="rIdxrvg7fjll46a56xnf7djm">
+      <w:hyperlink w:history="1" r:id="rIdvxmaxhh6qoldenkouvswf">
         <w:r>
           <w:rPr>
             <w:b/>
@@ -685,7 +685,7 @@
       <w:pPr>
         <w:spacing w:after="200"/>
       </w:pPr>
-      <w:hyperlink w:history="1" r:id="rIdnw8avv4nnyvkdmhan2mp2">
+      <w:hyperlink w:history="1" r:id="rIdkdhnyomcdmk-5wcf4ezer">
         <w:r>
           <w:rPr>
             <w:b/>

--- a/The Dolphins' View of History/chapters/Further Reading - For Humans.docx
+++ b/The Dolphins' View of History/chapters/Further Reading - For Humans.docx
@@ -36,7 +36,7 @@
       <w:pPr>
         <w:spacing w:after="200"/>
       </w:pPr>
-      <w:hyperlink w:history="1" r:id="rIdrr5vih5a5vum8pkabkkas">
+      <w:hyperlink w:history="1" r:id="rIdb6o2_cyunqmaf5nmpkp0k">
         <w:r>
           <w:rPr>
             <w:b/>
@@ -69,7 +69,7 @@
       <w:pPr>
         <w:spacing w:after="200"/>
       </w:pPr>
-      <w:hyperlink w:history="1" r:id="rIdlnntsijuda-ojq0wtiiv6">
+      <w:hyperlink w:history="1" r:id="rId7zobd0zoee6xdmbdxbn8u">
         <w:r>
           <w:rPr>
             <w:b/>
@@ -102,7 +102,7 @@
       <w:pPr>
         <w:spacing w:after="200"/>
       </w:pPr>
-      <w:hyperlink w:history="1" r:id="rIdt-x6ra2m7medkszayc6pw">
+      <w:hyperlink w:history="1" r:id="rId7cbu1bottdba3vsib0pyl">
         <w:r>
           <w:rPr>
             <w:b/>
@@ -135,7 +135,7 @@
       <w:pPr>
         <w:spacing w:after="200"/>
       </w:pPr>
-      <w:hyperlink w:history="1" r:id="rIdz3daaavh01jbpcceuu6_z">
+      <w:hyperlink w:history="1" r:id="rIdr-kj6t3rf01cdhefk854k">
         <w:r>
           <w:rPr>
             <w:b/>
@@ -168,7 +168,7 @@
       <w:pPr>
         <w:spacing w:after="200"/>
       </w:pPr>
-      <w:hyperlink w:history="1" r:id="rIdzmkaohkblvok_ye175a9z">
+      <w:hyperlink w:history="1" r:id="rIdz2xxmqzzgsivou1jhorke">
         <w:r>
           <w:rPr>
             <w:b/>
@@ -201,7 +201,7 @@
       <w:pPr>
         <w:spacing w:after="200"/>
       </w:pPr>
-      <w:hyperlink w:history="1" r:id="rIdyzgtwehumex7cqk_q6umv">
+      <w:hyperlink w:history="1" r:id="rIdr30d81lw7pllcaewmhsqt">
         <w:r>
           <w:rPr>
             <w:b/>
@@ -234,7 +234,7 @@
       <w:pPr>
         <w:spacing w:after="200"/>
       </w:pPr>
-      <w:hyperlink w:history="1" r:id="rId-juufqeqfsdc4ti4slrly">
+      <w:hyperlink w:history="1" r:id="rIdwbhrljbtv_rz1i4smvmu0">
         <w:r>
           <w:rPr>
             <w:b/>
@@ -289,7 +289,7 @@
       <w:pPr>
         <w:spacing w:after="200"/>
       </w:pPr>
-      <w:hyperlink w:history="1" r:id="rIdxtae8cc_wmvp-ybxv4bag">
+      <w:hyperlink w:history="1" r:id="rIdxojrnkfnqk18fzwqj_slv">
         <w:r>
           <w:rPr>
             <w:b/>
@@ -322,7 +322,7 @@
       <w:pPr>
         <w:spacing w:after="200"/>
       </w:pPr>
-      <w:hyperlink w:history="1" r:id="rIdmiov7c4lyopdqwiap1tmq">
+      <w:hyperlink w:history="1" r:id="rIdk9dlgpbaxec1o_gq3jv9z">
         <w:r>
           <w:rPr>
             <w:b/>
@@ -355,7 +355,7 @@
       <w:pPr>
         <w:spacing w:after="200"/>
       </w:pPr>
-      <w:hyperlink w:history="1" r:id="rIdstwyjl1wu9rkpmdvuh9fm">
+      <w:hyperlink w:history="1" r:id="rId7--grskc6weytn20vyzs0">
         <w:r>
           <w:rPr>
             <w:b/>
@@ -388,7 +388,7 @@
       <w:pPr>
         <w:spacing w:after="200"/>
       </w:pPr>
-      <w:hyperlink w:history="1" r:id="rIdmjeahms5pkjvtypidybby">
+      <w:hyperlink w:history="1" r:id="rIdfh8bp8ffmzkp9k7qfuzi4">
         <w:r>
           <w:rPr>
             <w:b/>
@@ -421,7 +421,7 @@
       <w:pPr>
         <w:spacing w:after="200"/>
       </w:pPr>
-      <w:hyperlink w:history="1" r:id="rIdldzgpwovjuhda7ou1lmnn">
+      <w:hyperlink w:history="1" r:id="rId46n5s_sfle88wfbuxhiyk">
         <w:r>
           <w:rPr>
             <w:b/>
@@ -454,7 +454,7 @@
       <w:pPr>
         <w:spacing w:after="200"/>
       </w:pPr>
-      <w:hyperlink w:history="1" r:id="rIdd0grhqhu8npx16tj59k6n">
+      <w:hyperlink w:history="1" r:id="rIdvgybry4mliwsnwta26spv">
         <w:r>
           <w:rPr>
             <w:b/>
@@ -487,7 +487,7 @@
       <w:pPr>
         <w:spacing w:after="200"/>
       </w:pPr>
-      <w:hyperlink w:history="1" r:id="rIdttxobd2wwba2qasukjkad">
+      <w:hyperlink w:history="1" r:id="rId1vshczxmy8k2hanc4dglo">
         <w:r>
           <w:rPr>
             <w:b/>
@@ -520,7 +520,7 @@
       <w:pPr>
         <w:spacing w:after="200"/>
       </w:pPr>
-      <w:hyperlink w:history="1" r:id="rIdpzkin3pbb692bhypw6wmh">
+      <w:hyperlink w:history="1" r:id="rIda1vvveccnyim-fe0rpvwd">
         <w:r>
           <w:rPr>
             <w:b/>
@@ -553,7 +553,7 @@
       <w:pPr>
         <w:spacing w:after="200"/>
       </w:pPr>
-      <w:hyperlink w:history="1" r:id="rId5eydwisj8qvhnqtcd0rkl">
+      <w:hyperlink w:history="1" r:id="rIdm8vckfxuiay2pmob7yjao">
         <w:r>
           <w:rPr>
             <w:b/>
@@ -586,7 +586,7 @@
       <w:pPr>
         <w:spacing w:after="200"/>
       </w:pPr>
-      <w:hyperlink w:history="1" r:id="rIdhan68ar-enmkhk5s8vblo">
+      <w:hyperlink w:history="1" r:id="rIdk8melzzj8nk9jfn44oo-i">
         <w:r>
           <w:rPr>
             <w:b/>
@@ -619,7 +619,7 @@
       <w:pPr>
         <w:spacing w:after="200"/>
       </w:pPr>
-      <w:hyperlink w:history="1" r:id="rIdhvploebl4ns7xszv7myx3">
+      <w:hyperlink w:history="1" r:id="rIdaim5sdtsw38lqgvuljwzh">
         <w:r>
           <w:rPr>
             <w:b/>
@@ -652,7 +652,7 @@
       <w:pPr>
         <w:spacing w:after="200"/>
       </w:pPr>
-      <w:hyperlink w:history="1" r:id="rIdvxmaxhh6qoldenkouvswf">
+      <w:hyperlink w:history="1" r:id="rIdcehmfjxyeefuspfli6vs4">
         <w:r>
           <w:rPr>
             <w:b/>
@@ -685,7 +685,7 @@
       <w:pPr>
         <w:spacing w:after="200"/>
       </w:pPr>
-      <w:hyperlink w:history="1" r:id="rIdkdhnyomcdmk-5wcf4ezer">
+      <w:hyperlink w:history="1" r:id="rIdffy6hdsuok8jhgout6j94">
         <w:r>
           <w:rPr>
             <w:b/>

--- a/The Dolphins' View of History/chapters/Further Reading - For Humans.docx
+++ b/The Dolphins' View of History/chapters/Further Reading - For Humans.docx
@@ -36,7 +36,7 @@
       <w:pPr>
         <w:spacing w:after="200"/>
       </w:pPr>
-      <w:hyperlink w:history="1" r:id="rId9xwmfdt2rlzmbq113hfoj">
+      <w:hyperlink w:history="1" r:id="rIdb6o2_cyunqmaf5nmpkp0k">
         <w:r>
           <w:rPr>
             <w:b/>
@@ -69,7 +69,7 @@
       <w:pPr>
         <w:spacing w:after="200"/>
       </w:pPr>
-      <w:hyperlink w:history="1" r:id="rIdtxc-xiytp2w0mir_fenbn">
+      <w:hyperlink w:history="1" r:id="rId7zobd0zoee6xdmbdxbn8u">
         <w:r>
           <w:rPr>
             <w:b/>
@@ -102,7 +102,7 @@
       <w:pPr>
         <w:spacing w:after="200"/>
       </w:pPr>
-      <w:hyperlink w:history="1" r:id="rIdceg5dxiyewe1y0pgq6h80">
+      <w:hyperlink w:history="1" r:id="rId7cbu1bottdba3vsib0pyl">
         <w:r>
           <w:rPr>
             <w:b/>
@@ -135,7 +135,7 @@
       <w:pPr>
         <w:spacing w:after="200"/>
       </w:pPr>
-      <w:hyperlink w:history="1" r:id="rIdfs_62vnsaoz5crrp0jjik">
+      <w:hyperlink w:history="1" r:id="rIdr-kj6t3rf01cdhefk854k">
         <w:r>
           <w:rPr>
             <w:b/>
@@ -168,7 +168,7 @@
       <w:pPr>
         <w:spacing w:after="200"/>
       </w:pPr>
-      <w:hyperlink w:history="1" r:id="rIdapg8chuhiqj7avpjykj6f">
+      <w:hyperlink w:history="1" r:id="rIdz2xxmqzzgsivou1jhorke">
         <w:r>
           <w:rPr>
             <w:b/>
@@ -201,7 +201,7 @@
       <w:pPr>
         <w:spacing w:after="200"/>
       </w:pPr>
-      <w:hyperlink w:history="1" r:id="rIdjy1bez3j3dywljcn_w2vz">
+      <w:hyperlink w:history="1" r:id="rIdr30d81lw7pllcaewmhsqt">
         <w:r>
           <w:rPr>
             <w:b/>
@@ -234,7 +234,7 @@
       <w:pPr>
         <w:spacing w:after="200"/>
       </w:pPr>
-      <w:hyperlink w:history="1" r:id="rIdnwq9lrls3wtmvojjjfmm0">
+      <w:hyperlink w:history="1" r:id="rIdwbhrljbtv_rz1i4smvmu0">
         <w:r>
           <w:rPr>
             <w:b/>
@@ -289,7 +289,7 @@
       <w:pPr>
         <w:spacing w:after="200"/>
       </w:pPr>
-      <w:hyperlink w:history="1" r:id="rIdsctvjgwwnc29vmn7inbs4">
+      <w:hyperlink w:history="1" r:id="rIdxojrnkfnqk18fzwqj_slv">
         <w:r>
           <w:rPr>
             <w:b/>
@@ -322,7 +322,7 @@
       <w:pPr>
         <w:spacing w:after="200"/>
       </w:pPr>
-      <w:hyperlink w:history="1" r:id="rId5azhszxnapq5aizdlvjr3">
+      <w:hyperlink w:history="1" r:id="rIdk9dlgpbaxec1o_gq3jv9z">
         <w:r>
           <w:rPr>
             <w:b/>
@@ -355,7 +355,7 @@
       <w:pPr>
         <w:spacing w:after="200"/>
       </w:pPr>
-      <w:hyperlink w:history="1" r:id="rIddrxjb9sw1qcsnppptlvnq">
+      <w:hyperlink w:history="1" r:id="rId7--grskc6weytn20vyzs0">
         <w:r>
           <w:rPr>
             <w:b/>
@@ -388,7 +388,7 @@
       <w:pPr>
         <w:spacing w:after="200"/>
       </w:pPr>
-      <w:hyperlink w:history="1" r:id="rIdiobbf3j-60_llwlhhj6yp">
+      <w:hyperlink w:history="1" r:id="rIdfh8bp8ffmzkp9k7qfuzi4">
         <w:r>
           <w:rPr>
             <w:b/>
@@ -421,7 +421,7 @@
       <w:pPr>
         <w:spacing w:after="200"/>
       </w:pPr>
-      <w:hyperlink w:history="1" r:id="rIdghzo_72eygi341emcfq1b">
+      <w:hyperlink w:history="1" r:id="rId46n5s_sfle88wfbuxhiyk">
         <w:r>
           <w:rPr>
             <w:b/>
@@ -454,7 +454,7 @@
       <w:pPr>
         <w:spacing w:after="200"/>
       </w:pPr>
-      <w:hyperlink w:history="1" r:id="rIdmtt5sztuqt0vb2nvqvsdb">
+      <w:hyperlink w:history="1" r:id="rIdvgybry4mliwsnwta26spv">
         <w:r>
           <w:rPr>
             <w:b/>
@@ -487,7 +487,7 @@
       <w:pPr>
         <w:spacing w:after="200"/>
       </w:pPr>
-      <w:hyperlink w:history="1" r:id="rId9swbpgfecqbedhlqvgar0">
+      <w:hyperlink w:history="1" r:id="rId1vshczxmy8k2hanc4dglo">
         <w:r>
           <w:rPr>
             <w:b/>
@@ -520,7 +520,7 @@
       <w:pPr>
         <w:spacing w:after="200"/>
       </w:pPr>
-      <w:hyperlink w:history="1" r:id="rId8enqpaa1dos_kgpjqzb-f">
+      <w:hyperlink w:history="1" r:id="rIda1vvveccnyim-fe0rpvwd">
         <w:r>
           <w:rPr>
             <w:b/>
@@ -553,7 +553,7 @@
       <w:pPr>
         <w:spacing w:after="200"/>
       </w:pPr>
-      <w:hyperlink w:history="1" r:id="rId6nzcuzmi9gabrxfi99_fl">
+      <w:hyperlink w:history="1" r:id="rIdm8vckfxuiay2pmob7yjao">
         <w:r>
           <w:rPr>
             <w:b/>
@@ -586,7 +586,7 @@
       <w:pPr>
         <w:spacing w:after="200"/>
       </w:pPr>
-      <w:hyperlink w:history="1" r:id="rIdfywfp11ymhdenw8jnkwre">
+      <w:hyperlink w:history="1" r:id="rIdk8melzzj8nk9jfn44oo-i">
         <w:r>
           <w:rPr>
             <w:b/>
@@ -619,7 +619,7 @@
       <w:pPr>
         <w:spacing w:after="200"/>
       </w:pPr>
-      <w:hyperlink w:history="1" r:id="rId0qxgdqrstbj1aettuqzsb">
+      <w:hyperlink w:history="1" r:id="rIdaim5sdtsw38lqgvuljwzh">
         <w:r>
           <w:rPr>
             <w:b/>
@@ -652,7 +652,7 @@
       <w:pPr>
         <w:spacing w:after="200"/>
       </w:pPr>
-      <w:hyperlink w:history="1" r:id="rIdxrvg7fjll46a56xnf7djm">
+      <w:hyperlink w:history="1" r:id="rIdcehmfjxyeefuspfli6vs4">
         <w:r>
           <w:rPr>
             <w:b/>
@@ -685,7 +685,7 @@
       <w:pPr>
         <w:spacing w:after="200"/>
       </w:pPr>
-      <w:hyperlink w:history="1" r:id="rIdnw8avv4nnyvkdmhan2mp2">
+      <w:hyperlink w:history="1" r:id="rIdffy6hdsuok8jhgout6j94">
         <w:r>
           <w:rPr>
             <w:b/>

--- a/The Dolphins' View of History/chapters/Further Reading - For Humans.docx
+++ b/The Dolphins' View of History/chapters/Further Reading - For Humans.docx
@@ -36,7 +36,7 @@
       <w:pPr>
         <w:spacing w:after="200"/>
       </w:pPr>
-      <w:hyperlink w:history="1" r:id="rIdb6o2_cyunqmaf5nmpkp0k">
+      <w:hyperlink w:history="1" r:id="rIdqkbqjhi3igo0brtk1kr31">
         <w:r>
           <w:rPr>
             <w:b/>
@@ -69,7 +69,7 @@
       <w:pPr>
         <w:spacing w:after="200"/>
       </w:pPr>
-      <w:hyperlink w:history="1" r:id="rId7zobd0zoee6xdmbdxbn8u">
+      <w:hyperlink w:history="1" r:id="rId8ler41zoalc6yn-cbcqdh">
         <w:r>
           <w:rPr>
             <w:b/>
@@ -102,7 +102,7 @@
       <w:pPr>
         <w:spacing w:after="200"/>
       </w:pPr>
-      <w:hyperlink w:history="1" r:id="rId7cbu1bottdba3vsib0pyl">
+      <w:hyperlink w:history="1" r:id="rIdyz9cft7cqlo7fndpbsgrt">
         <w:r>
           <w:rPr>
             <w:b/>
@@ -135,7 +135,7 @@
       <w:pPr>
         <w:spacing w:after="200"/>
       </w:pPr>
-      <w:hyperlink w:history="1" r:id="rIdr-kj6t3rf01cdhefk854k">
+      <w:hyperlink w:history="1" r:id="rId-kzcnitfitlnyrbh-mtwg">
         <w:r>
           <w:rPr>
             <w:b/>
@@ -168,7 +168,7 @@
       <w:pPr>
         <w:spacing w:after="200"/>
       </w:pPr>
-      <w:hyperlink w:history="1" r:id="rIdz2xxmqzzgsivou1jhorke">
+      <w:hyperlink w:history="1" r:id="rIdewurfcr37g3xbc5h5vyrg">
         <w:r>
           <w:rPr>
             <w:b/>
@@ -201,7 +201,7 @@
       <w:pPr>
         <w:spacing w:after="200"/>
       </w:pPr>
-      <w:hyperlink w:history="1" r:id="rIdr30d81lw7pllcaewmhsqt">
+      <w:hyperlink w:history="1" r:id="rIdgvqit7pt5nu0qvfwb4u3t">
         <w:r>
           <w:rPr>
             <w:b/>
@@ -234,7 +234,7 @@
       <w:pPr>
         <w:spacing w:after="200"/>
       </w:pPr>
-      <w:hyperlink w:history="1" r:id="rIdwbhrljbtv_rz1i4smvmu0">
+      <w:hyperlink w:history="1" r:id="rIdszbmnps6gnws6jtj2i5-j">
         <w:r>
           <w:rPr>
             <w:b/>
@@ -289,7 +289,7 @@
       <w:pPr>
         <w:spacing w:after="200"/>
       </w:pPr>
-      <w:hyperlink w:history="1" r:id="rIdxojrnkfnqk18fzwqj_slv">
+      <w:hyperlink w:history="1" r:id="rIdvdbildhbuv6jkncxgbywf">
         <w:r>
           <w:rPr>
             <w:b/>
@@ -322,7 +322,7 @@
       <w:pPr>
         <w:spacing w:after="200"/>
       </w:pPr>
-      <w:hyperlink w:history="1" r:id="rIdk9dlgpbaxec1o_gq3jv9z">
+      <w:hyperlink w:history="1" r:id="rIdgsplezcahvv9ayxukufn4">
         <w:r>
           <w:rPr>
             <w:b/>
@@ -355,7 +355,7 @@
       <w:pPr>
         <w:spacing w:after="200"/>
       </w:pPr>
-      <w:hyperlink w:history="1" r:id="rId7--grskc6weytn20vyzs0">
+      <w:hyperlink w:history="1" r:id="rIdh3mmdtw2br3tpze4z23_j">
         <w:r>
           <w:rPr>
             <w:b/>
@@ -388,7 +388,7 @@
       <w:pPr>
         <w:spacing w:after="200"/>
       </w:pPr>
-      <w:hyperlink w:history="1" r:id="rIdfh8bp8ffmzkp9k7qfuzi4">
+      <w:hyperlink w:history="1" r:id="rId_criv5002yvxmpmsvpz_l">
         <w:r>
           <w:rPr>
             <w:b/>
@@ -421,7 +421,7 @@
       <w:pPr>
         <w:spacing w:after="200"/>
       </w:pPr>
-      <w:hyperlink w:history="1" r:id="rId46n5s_sfle88wfbuxhiyk">
+      <w:hyperlink w:history="1" r:id="rIdwqqd9ebtiu6vo-yu4lkny">
         <w:r>
           <w:rPr>
             <w:b/>
@@ -454,7 +454,7 @@
       <w:pPr>
         <w:spacing w:after="200"/>
       </w:pPr>
-      <w:hyperlink w:history="1" r:id="rIdvgybry4mliwsnwta26spv">
+      <w:hyperlink w:history="1" r:id="rIdnsazt8e2sey9nvuu-k-lq">
         <w:r>
           <w:rPr>
             <w:b/>
@@ -487,7 +487,7 @@
       <w:pPr>
         <w:spacing w:after="200"/>
       </w:pPr>
-      <w:hyperlink w:history="1" r:id="rId1vshczxmy8k2hanc4dglo">
+      <w:hyperlink w:history="1" r:id="rIdbs-w5nxvqkrrf3ukw6vds">
         <w:r>
           <w:rPr>
             <w:b/>
@@ -520,7 +520,7 @@
       <w:pPr>
         <w:spacing w:after="200"/>
       </w:pPr>
-      <w:hyperlink w:history="1" r:id="rIda1vvveccnyim-fe0rpvwd">
+      <w:hyperlink w:history="1" r:id="rIda8_vu_nezxlqjzc_dg2kk">
         <w:r>
           <w:rPr>
             <w:b/>
@@ -553,7 +553,7 @@
       <w:pPr>
         <w:spacing w:after="200"/>
       </w:pPr>
-      <w:hyperlink w:history="1" r:id="rIdm8vckfxuiay2pmob7yjao">
+      <w:hyperlink w:history="1" r:id="rIdj6cpegscgenm3ckujwofr">
         <w:r>
           <w:rPr>
             <w:b/>
@@ -586,7 +586,7 @@
       <w:pPr>
         <w:spacing w:after="200"/>
       </w:pPr>
-      <w:hyperlink w:history="1" r:id="rIdk8melzzj8nk9jfn44oo-i">
+      <w:hyperlink w:history="1" r:id="rIdii5y6rsq0_cli2xf-ufxc">
         <w:r>
           <w:rPr>
             <w:b/>
@@ -619,7 +619,7 @@
       <w:pPr>
         <w:spacing w:after="200"/>
       </w:pPr>
-      <w:hyperlink w:history="1" r:id="rIdaim5sdtsw38lqgvuljwzh">
+      <w:hyperlink w:history="1" r:id="rIdm1vz6na-hezzvuu0sj8wt">
         <w:r>
           <w:rPr>
             <w:b/>
@@ -652,7 +652,7 @@
       <w:pPr>
         <w:spacing w:after="200"/>
       </w:pPr>
-      <w:hyperlink w:history="1" r:id="rIdcehmfjxyeefuspfli6vs4">
+      <w:hyperlink w:history="1" r:id="rIdrbakzpy38xbobbwxemefe">
         <w:r>
           <w:rPr>
             <w:b/>
@@ -685,7 +685,7 @@
       <w:pPr>
         <w:spacing w:after="200"/>
       </w:pPr>
-      <w:hyperlink w:history="1" r:id="rIdffy6hdsuok8jhgout6j94">
+      <w:hyperlink w:history="1" r:id="rIdd8-v73zfla55ee1imtrpj">
         <w:r>
           <w:rPr>
             <w:b/>

--- a/The Dolphins' View of History/chapters/Further Reading - For Humans.docx
+++ b/The Dolphins' View of History/chapters/Further Reading - For Humans.docx
@@ -36,7 +36,7 @@
       <w:pPr>
         <w:spacing w:after="200"/>
       </w:pPr>
-      <w:hyperlink w:history="1" r:id="rIdqkbqjhi3igo0brtk1kr31">
+      <w:hyperlink w:history="1" r:id="rIday7u8p0dx_lajidg2r9_n">
         <w:r>
           <w:rPr>
             <w:b/>
@@ -69,7 +69,7 @@
       <w:pPr>
         <w:spacing w:after="200"/>
       </w:pPr>
-      <w:hyperlink w:history="1" r:id="rId8ler41zoalc6yn-cbcqdh">
+      <w:hyperlink w:history="1" r:id="rIda-v0zysh0ajbgvd5chkyh">
         <w:r>
           <w:rPr>
             <w:b/>
@@ -102,7 +102,7 @@
       <w:pPr>
         <w:spacing w:after="200"/>
       </w:pPr>
-      <w:hyperlink w:history="1" r:id="rIdyz9cft7cqlo7fndpbsgrt">
+      <w:hyperlink w:history="1" r:id="rIdoh6newng1dzqyaq-lazpn">
         <w:r>
           <w:rPr>
             <w:b/>
@@ -135,7 +135,7 @@
       <w:pPr>
         <w:spacing w:after="200"/>
       </w:pPr>
-      <w:hyperlink w:history="1" r:id="rId-kzcnitfitlnyrbh-mtwg">
+      <w:hyperlink w:history="1" r:id="rIdsurpjwaekmhzavgugu24l">
         <w:r>
           <w:rPr>
             <w:b/>
@@ -168,7 +168,7 @@
       <w:pPr>
         <w:spacing w:after="200"/>
       </w:pPr>
-      <w:hyperlink w:history="1" r:id="rIdewurfcr37g3xbc5h5vyrg">
+      <w:hyperlink w:history="1" r:id="rIdoytigs0xwtulrujbr14o7">
         <w:r>
           <w:rPr>
             <w:b/>
@@ -201,7 +201,7 @@
       <w:pPr>
         <w:spacing w:after="200"/>
       </w:pPr>
-      <w:hyperlink w:history="1" r:id="rIdgvqit7pt5nu0qvfwb4u3t">
+      <w:hyperlink w:history="1" r:id="rIduf73da-nvtjnkszyyyhkr">
         <w:r>
           <w:rPr>
             <w:b/>
@@ -234,7 +234,7 @@
       <w:pPr>
         <w:spacing w:after="200"/>
       </w:pPr>
-      <w:hyperlink w:history="1" r:id="rIdszbmnps6gnws6jtj2i5-j">
+      <w:hyperlink w:history="1" r:id="rIdd_nucz6owp0bhucqrsy2s">
         <w:r>
           <w:rPr>
             <w:b/>
@@ -289,7 +289,7 @@
       <w:pPr>
         <w:spacing w:after="200"/>
       </w:pPr>
-      <w:hyperlink w:history="1" r:id="rIdvdbildhbuv6jkncxgbywf">
+      <w:hyperlink w:history="1" r:id="rIdo2ff3xtfpgrlmzekkf9pb">
         <w:r>
           <w:rPr>
             <w:b/>
@@ -322,7 +322,7 @@
       <w:pPr>
         <w:spacing w:after="200"/>
       </w:pPr>
-      <w:hyperlink w:history="1" r:id="rIdgsplezcahvv9ayxukufn4">
+      <w:hyperlink w:history="1" r:id="rId1elx-x402dbbdn0cao9xc">
         <w:r>
           <w:rPr>
             <w:b/>
@@ -355,7 +355,7 @@
       <w:pPr>
         <w:spacing w:after="200"/>
       </w:pPr>
-      <w:hyperlink w:history="1" r:id="rIdh3mmdtw2br3tpze4z23_j">
+      <w:hyperlink w:history="1" r:id="rIdtmz3trxtnjibmaj4rk0kj">
         <w:r>
           <w:rPr>
             <w:b/>
@@ -388,7 +388,7 @@
       <w:pPr>
         <w:spacing w:after="200"/>
       </w:pPr>
-      <w:hyperlink w:history="1" r:id="rId_criv5002yvxmpmsvpz_l">
+      <w:hyperlink w:history="1" r:id="rIdb8oidl17g8fhfcpprj-wo">
         <w:r>
           <w:rPr>
             <w:b/>
@@ -421,7 +421,7 @@
       <w:pPr>
         <w:spacing w:after="200"/>
       </w:pPr>
-      <w:hyperlink w:history="1" r:id="rIdwqqd9ebtiu6vo-yu4lkny">
+      <w:hyperlink w:history="1" r:id="rId2wl5aazyvkzip1ba_nwtk">
         <w:r>
           <w:rPr>
             <w:b/>
@@ -454,7 +454,7 @@
       <w:pPr>
         <w:spacing w:after="200"/>
       </w:pPr>
-      <w:hyperlink w:history="1" r:id="rIdnsazt8e2sey9nvuu-k-lq">
+      <w:hyperlink w:history="1" r:id="rIdi3l-xmvb827i5psjhsu_l">
         <w:r>
           <w:rPr>
             <w:b/>
@@ -487,7 +487,7 @@
       <w:pPr>
         <w:spacing w:after="200"/>
       </w:pPr>
-      <w:hyperlink w:history="1" r:id="rIdbs-w5nxvqkrrf3ukw6vds">
+      <w:hyperlink w:history="1" r:id="rIduwbiuajd5ji-lx31rvrpj">
         <w:r>
           <w:rPr>
             <w:b/>
@@ -520,7 +520,7 @@
       <w:pPr>
         <w:spacing w:after="200"/>
       </w:pPr>
-      <w:hyperlink w:history="1" r:id="rIda8_vu_nezxlqjzc_dg2kk">
+      <w:hyperlink w:history="1" r:id="rIdtszqfa4kj-81l97frhb6o">
         <w:r>
           <w:rPr>
             <w:b/>
@@ -553,7 +553,7 @@
       <w:pPr>
         <w:spacing w:after="200"/>
       </w:pPr>
-      <w:hyperlink w:history="1" r:id="rIdj6cpegscgenm3ckujwofr">
+      <w:hyperlink w:history="1" r:id="rIdvlxyujt9d36mwfhwmaenv">
         <w:r>
           <w:rPr>
             <w:b/>
@@ -586,7 +586,7 @@
       <w:pPr>
         <w:spacing w:after="200"/>
       </w:pPr>
-      <w:hyperlink w:history="1" r:id="rIdii5y6rsq0_cli2xf-ufxc">
+      <w:hyperlink w:history="1" r:id="rIdcuxwmjipbngdhdrsgg51b">
         <w:r>
           <w:rPr>
             <w:b/>
@@ -619,7 +619,7 @@
       <w:pPr>
         <w:spacing w:after="200"/>
       </w:pPr>
-      <w:hyperlink w:history="1" r:id="rIdm1vz6na-hezzvuu0sj8wt">
+      <w:hyperlink w:history="1" r:id="rIdgufeszdzmlnpji02fb2y_">
         <w:r>
           <w:rPr>
             <w:b/>
@@ -652,7 +652,7 @@
       <w:pPr>
         <w:spacing w:after="200"/>
       </w:pPr>
-      <w:hyperlink w:history="1" r:id="rIdrbakzpy38xbobbwxemefe">
+      <w:hyperlink w:history="1" r:id="rIdc1fy4e6curyx5qxbem6d-">
         <w:r>
           <w:rPr>
             <w:b/>
@@ -685,7 +685,7 @@
       <w:pPr>
         <w:spacing w:after="200"/>
       </w:pPr>
-      <w:hyperlink w:history="1" r:id="rIdd8-v73zfla55ee1imtrpj">
+      <w:hyperlink w:history="1" r:id="rIdp39dxqqlkgvrblutf_ngk">
         <w:r>
           <w:rPr>
             <w:b/>

--- a/The Dolphins' View of History/chapters/Further Reading - For Humans.docx
+++ b/The Dolphins' View of History/chapters/Further Reading - For Humans.docx
@@ -36,7 +36,7 @@
       <w:pPr>
         <w:spacing w:after="200"/>
       </w:pPr>
-      <w:hyperlink w:history="1" r:id="rIday7u8p0dx_lajidg2r9_n">
+      <w:hyperlink w:history="1" r:id="rIdr8yh09ablupyvgblfgx9z">
         <w:r>
           <w:rPr>
             <w:b/>
@@ -69,7 +69,7 @@
       <w:pPr>
         <w:spacing w:after="200"/>
       </w:pPr>
-      <w:hyperlink w:history="1" r:id="rIda-v0zysh0ajbgvd5chkyh">
+      <w:hyperlink w:history="1" r:id="rIdpoosh4vhktqent_zee3o2">
         <w:r>
           <w:rPr>
             <w:b/>
@@ -102,7 +102,7 @@
       <w:pPr>
         <w:spacing w:after="200"/>
       </w:pPr>
-      <w:hyperlink w:history="1" r:id="rIdoh6newng1dzqyaq-lazpn">
+      <w:hyperlink w:history="1" r:id="rIdalbgl7fksp0m-op6ezz0m">
         <w:r>
           <w:rPr>
             <w:b/>
@@ -135,7 +135,7 @@
       <w:pPr>
         <w:spacing w:after="200"/>
       </w:pPr>
-      <w:hyperlink w:history="1" r:id="rIdsurpjwaekmhzavgugu24l">
+      <w:hyperlink w:history="1" r:id="rId-afshjrtcfime3yd69mr5">
         <w:r>
           <w:rPr>
             <w:b/>
@@ -168,7 +168,7 @@
       <w:pPr>
         <w:spacing w:after="200"/>
       </w:pPr>
-      <w:hyperlink w:history="1" r:id="rIdoytigs0xwtulrujbr14o7">
+      <w:hyperlink w:history="1" r:id="rIdyouqbes9sl7kdt7wqfksf">
         <w:r>
           <w:rPr>
             <w:b/>
@@ -201,7 +201,7 @@
       <w:pPr>
         <w:spacing w:after="200"/>
       </w:pPr>
-      <w:hyperlink w:history="1" r:id="rIduf73da-nvtjnkszyyyhkr">
+      <w:hyperlink w:history="1" r:id="rIdi4w7_ckmk1b0iu8oex7xr">
         <w:r>
           <w:rPr>
             <w:b/>
@@ -234,7 +234,7 @@
       <w:pPr>
         <w:spacing w:after="200"/>
       </w:pPr>
-      <w:hyperlink w:history="1" r:id="rIdd_nucz6owp0bhucqrsy2s">
+      <w:hyperlink w:history="1" r:id="rId_giuykwo1ba9nuiv-k1gg">
         <w:r>
           <w:rPr>
             <w:b/>
@@ -289,7 +289,7 @@
       <w:pPr>
         <w:spacing w:after="200"/>
       </w:pPr>
-      <w:hyperlink w:history="1" r:id="rIdo2ff3xtfpgrlmzekkf9pb">
+      <w:hyperlink w:history="1" r:id="rId19mikrjdfpof8bc95-gww">
         <w:r>
           <w:rPr>
             <w:b/>
@@ -322,7 +322,7 @@
       <w:pPr>
         <w:spacing w:after="200"/>
       </w:pPr>
-      <w:hyperlink w:history="1" r:id="rId1elx-x402dbbdn0cao9xc">
+      <w:hyperlink w:history="1" r:id="rId3tufb8dsttde0657uxyk2">
         <w:r>
           <w:rPr>
             <w:b/>
@@ -355,7 +355,7 @@
       <w:pPr>
         <w:spacing w:after="200"/>
       </w:pPr>
-      <w:hyperlink w:history="1" r:id="rIdtmz3trxtnjibmaj4rk0kj">
+      <w:hyperlink w:history="1" r:id="rIdaui3cq6snvnqzeckvvsmy">
         <w:r>
           <w:rPr>
             <w:b/>
@@ -388,7 +388,7 @@
       <w:pPr>
         <w:spacing w:after="200"/>
       </w:pPr>
-      <w:hyperlink w:history="1" r:id="rIdb8oidl17g8fhfcpprj-wo">
+      <w:hyperlink w:history="1" r:id="rIddpsrslkryfz2tuae82ney">
         <w:r>
           <w:rPr>
             <w:b/>
@@ -421,7 +421,7 @@
       <w:pPr>
         <w:spacing w:after="200"/>
       </w:pPr>
-      <w:hyperlink w:history="1" r:id="rId2wl5aazyvkzip1ba_nwtk">
+      <w:hyperlink w:history="1" r:id="rIdx8cpvsrj5q5rdcuzgnc6o">
         <w:r>
           <w:rPr>
             <w:b/>
@@ -454,7 +454,7 @@
       <w:pPr>
         <w:spacing w:after="200"/>
       </w:pPr>
-      <w:hyperlink w:history="1" r:id="rIdi3l-xmvb827i5psjhsu_l">
+      <w:hyperlink w:history="1" r:id="rId9ccfudmlz54gay-cneq4l">
         <w:r>
           <w:rPr>
             <w:b/>
@@ -487,7 +487,7 @@
       <w:pPr>
         <w:spacing w:after="200"/>
       </w:pPr>
-      <w:hyperlink w:history="1" r:id="rIduwbiuajd5ji-lx31rvrpj">
+      <w:hyperlink w:history="1" r:id="rIdonw9rw-kjakyq_qhzixnl">
         <w:r>
           <w:rPr>
             <w:b/>
@@ -520,7 +520,7 @@
       <w:pPr>
         <w:spacing w:after="200"/>
       </w:pPr>
-      <w:hyperlink w:history="1" r:id="rIdtszqfa4kj-81l97frhb6o">
+      <w:hyperlink w:history="1" r:id="rId6ipuwziyjsvubrpifmr9n">
         <w:r>
           <w:rPr>
             <w:b/>
@@ -553,7 +553,7 @@
       <w:pPr>
         <w:spacing w:after="200"/>
       </w:pPr>
-      <w:hyperlink w:history="1" r:id="rIdvlxyujt9d36mwfhwmaenv">
+      <w:hyperlink w:history="1" r:id="rIduejuwops0rll78heaix7o">
         <w:r>
           <w:rPr>
             <w:b/>
@@ -586,7 +586,7 @@
       <w:pPr>
         <w:spacing w:after="200"/>
       </w:pPr>
-      <w:hyperlink w:history="1" r:id="rIdcuxwmjipbngdhdrsgg51b">
+      <w:hyperlink w:history="1" r:id="rIdb5j429evnrhjhgmfs3dz-">
         <w:r>
           <w:rPr>
             <w:b/>
@@ -619,7 +619,7 @@
       <w:pPr>
         <w:spacing w:after="200"/>
       </w:pPr>
-      <w:hyperlink w:history="1" r:id="rIdgufeszdzmlnpji02fb2y_">
+      <w:hyperlink w:history="1" r:id="rIdzgfo7oe7iwiwm5fhkpa2q">
         <w:r>
           <w:rPr>
             <w:b/>
@@ -652,7 +652,7 @@
       <w:pPr>
         <w:spacing w:after="200"/>
       </w:pPr>
-      <w:hyperlink w:history="1" r:id="rIdc1fy4e6curyx5qxbem6d-">
+      <w:hyperlink w:history="1" r:id="rIdug9bdwe9c2awotfukuwot">
         <w:r>
           <w:rPr>
             <w:b/>
@@ -685,7 +685,7 @@
       <w:pPr>
         <w:spacing w:after="200"/>
       </w:pPr>
-      <w:hyperlink w:history="1" r:id="rIdp39dxqqlkgvrblutf_ngk">
+      <w:hyperlink w:history="1" r:id="rIdzb9jd8oge6xwzsrzye7hh">
         <w:r>
           <w:rPr>
             <w:b/>

--- a/The Dolphins' View of History/chapters/Further Reading - For Humans.docx
+++ b/The Dolphins' View of History/chapters/Further Reading - For Humans.docx
@@ -36,7 +36,7 @@
       <w:pPr>
         <w:spacing w:after="200"/>
       </w:pPr>
-      <w:hyperlink w:history="1" r:id="rIdr8yh09ablupyvgblfgx9z">
+      <w:hyperlink w:history="1" r:id="rId1n36deytwuo8fkbm4waan">
         <w:r>
           <w:rPr>
             <w:b/>
@@ -69,7 +69,7 @@
       <w:pPr>
         <w:spacing w:after="200"/>
       </w:pPr>
-      <w:hyperlink w:history="1" r:id="rIdpoosh4vhktqent_zee3o2">
+      <w:hyperlink w:history="1" r:id="rIdy3a9bms3zep1jq_tgwuan">
         <w:r>
           <w:rPr>
             <w:b/>
@@ -102,7 +102,7 @@
       <w:pPr>
         <w:spacing w:after="200"/>
       </w:pPr>
-      <w:hyperlink w:history="1" r:id="rIdalbgl7fksp0m-op6ezz0m">
+      <w:hyperlink w:history="1" r:id="rIds5cy8yjuhgosqdklripek">
         <w:r>
           <w:rPr>
             <w:b/>
@@ -135,7 +135,7 @@
       <w:pPr>
         <w:spacing w:after="200"/>
       </w:pPr>
-      <w:hyperlink w:history="1" r:id="rId-afshjrtcfime3yd69mr5">
+      <w:hyperlink w:history="1" r:id="rIdzntqdnayfti_zjo1rloeb">
         <w:r>
           <w:rPr>
             <w:b/>
@@ -168,7 +168,7 @@
       <w:pPr>
         <w:spacing w:after="200"/>
       </w:pPr>
-      <w:hyperlink w:history="1" r:id="rIdyouqbes9sl7kdt7wqfksf">
+      <w:hyperlink w:history="1" r:id="rId12ioymg4rvnlzu0iqozn3">
         <w:r>
           <w:rPr>
             <w:b/>
@@ -201,7 +201,7 @@
       <w:pPr>
         <w:spacing w:after="200"/>
       </w:pPr>
-      <w:hyperlink w:history="1" r:id="rIdi4w7_ckmk1b0iu8oex7xr">
+      <w:hyperlink w:history="1" r:id="rIdbqfz_9ly6dlhwxmi_dtm9">
         <w:r>
           <w:rPr>
             <w:b/>
@@ -234,7 +234,7 @@
       <w:pPr>
         <w:spacing w:after="200"/>
       </w:pPr>
-      <w:hyperlink w:history="1" r:id="rId_giuykwo1ba9nuiv-k1gg">
+      <w:hyperlink w:history="1" r:id="rIdybr5rtdbj726pqz9h2gy8">
         <w:r>
           <w:rPr>
             <w:b/>
@@ -289,7 +289,7 @@
       <w:pPr>
         <w:spacing w:after="200"/>
       </w:pPr>
-      <w:hyperlink w:history="1" r:id="rId19mikrjdfpof8bc95-gww">
+      <w:hyperlink w:history="1" r:id="rIdok_dsqydrat4ywhi2jaok">
         <w:r>
           <w:rPr>
             <w:b/>
@@ -322,7 +322,7 @@
       <w:pPr>
         <w:spacing w:after="200"/>
       </w:pPr>
-      <w:hyperlink w:history="1" r:id="rId3tufb8dsttde0657uxyk2">
+      <w:hyperlink w:history="1" r:id="rIdnlosh__jonsc1xh84agwy">
         <w:r>
           <w:rPr>
             <w:b/>
@@ -355,7 +355,7 @@
       <w:pPr>
         <w:spacing w:after="200"/>
       </w:pPr>
-      <w:hyperlink w:history="1" r:id="rIdaui3cq6snvnqzeckvvsmy">
+      <w:hyperlink w:history="1" r:id="rIddtu6bjgggeig5lvzt2p0v">
         <w:r>
           <w:rPr>
             <w:b/>
@@ -388,7 +388,7 @@
       <w:pPr>
         <w:spacing w:after="200"/>
       </w:pPr>
-      <w:hyperlink w:history="1" r:id="rIddpsrslkryfz2tuae82ney">
+      <w:hyperlink w:history="1" r:id="rIdsgdw0yjeayvtyqwy2e6fv">
         <w:r>
           <w:rPr>
             <w:b/>
@@ -421,7 +421,7 @@
       <w:pPr>
         <w:spacing w:after="200"/>
       </w:pPr>
-      <w:hyperlink w:history="1" r:id="rIdx8cpvsrj5q5rdcuzgnc6o">
+      <w:hyperlink w:history="1" r:id="rId09cxzgn4m3t8uarvkhr7n">
         <w:r>
           <w:rPr>
             <w:b/>
@@ -454,7 +454,7 @@
       <w:pPr>
         <w:spacing w:after="200"/>
       </w:pPr>
-      <w:hyperlink w:history="1" r:id="rId9ccfudmlz54gay-cneq4l">
+      <w:hyperlink w:history="1" r:id="rIdztpnfgbg1p9detoefquum">
         <w:r>
           <w:rPr>
             <w:b/>
@@ -487,7 +487,7 @@
       <w:pPr>
         <w:spacing w:after="200"/>
       </w:pPr>
-      <w:hyperlink w:history="1" r:id="rIdonw9rw-kjakyq_qhzixnl">
+      <w:hyperlink w:history="1" r:id="rIdrg1qnepfkifha82rczbuo">
         <w:r>
           <w:rPr>
             <w:b/>
@@ -520,7 +520,7 @@
       <w:pPr>
         <w:spacing w:after="200"/>
       </w:pPr>
-      <w:hyperlink w:history="1" r:id="rId6ipuwziyjsvubrpifmr9n">
+      <w:hyperlink w:history="1" r:id="rIdiojbayet887o_awi8cmnz">
         <w:r>
           <w:rPr>
             <w:b/>
@@ -553,7 +553,7 @@
       <w:pPr>
         <w:spacing w:after="200"/>
       </w:pPr>
-      <w:hyperlink w:history="1" r:id="rIduejuwops0rll78heaix7o">
+      <w:hyperlink w:history="1" r:id="rIdgwcusp8gpez384dgl9e-j">
         <w:r>
           <w:rPr>
             <w:b/>
@@ -586,7 +586,7 @@
       <w:pPr>
         <w:spacing w:after="200"/>
       </w:pPr>
-      <w:hyperlink w:history="1" r:id="rIdb5j429evnrhjhgmfs3dz-">
+      <w:hyperlink w:history="1" r:id="rIdbslszjorfj6vphz1zsrbz">
         <w:r>
           <w:rPr>
             <w:b/>
@@ -619,7 +619,7 @@
       <w:pPr>
         <w:spacing w:after="200"/>
       </w:pPr>
-      <w:hyperlink w:history="1" r:id="rIdzgfo7oe7iwiwm5fhkpa2q">
+      <w:hyperlink w:history="1" r:id="rId4lj3jvoj6wzom_efyxg0o">
         <w:r>
           <w:rPr>
             <w:b/>
@@ -652,7 +652,7 @@
       <w:pPr>
         <w:spacing w:after="200"/>
       </w:pPr>
-      <w:hyperlink w:history="1" r:id="rIdug9bdwe9c2awotfukuwot">
+      <w:hyperlink w:history="1" r:id="rIdqq4jnb1-ltqcgwbmqe8c9">
         <w:r>
           <w:rPr>
             <w:b/>
@@ -685,7 +685,7 @@
       <w:pPr>
         <w:spacing w:after="200"/>
       </w:pPr>
-      <w:hyperlink w:history="1" r:id="rIdzb9jd8oge6xwzsrzye7hh">
+      <w:hyperlink w:history="1" r:id="rIdiuzk5y6hrkmduk9egbvip">
         <w:r>
           <w:rPr>
             <w:b/>
